--- a/gambalabs-office-automation/인수인계_감바랩스_오피스_AI.docx
+++ b/gambalabs-office-automation/인수인계_감바랩스_오피스_AI.docx
@@ -29,7 +29,7 @@
           <w:sz w:val="32"/>
           <w:szCs w:val="32"/>
         </w:rPr>
-        <w:t xml:space="preserve">인수인계 문서 (Hand-over)</w:t>
+        <w:t xml:space="preserve">인수인계 문서</w:t>
       </w:r>
     </w:p>
     <w:p>
@@ -42,7 +42,7 @@
           <w:sz w:val="22"/>
           <w:szCs w:val="22"/>
         </w:rPr>
-        <w:t xml:space="preserve">PowerPoint · Excel · 벡터 변환 사내 자동화 데스크톱 앱</w:t>
+        <w:t xml:space="preserve">PowerPoint, Excel, SVG 변환 사내 자동화 데스크톱 앱</w:t>
       </w:r>
     </w:p>
     <w:p>
@@ -55,7 +55,7 @@
           <w:sz w:val="22"/>
           <w:szCs w:val="22"/>
         </w:rPr>
-        <w:t xml:space="preserve">작성일: 2026-08-03</w:t>
+        <w:t xml:space="preserve">작성일: 2026-08-07</w:t>
       </w:r>
     </w:p>
     <w:p>
@@ -134,27 +134,7 @@
         <w:spacing w:after="90"/>
       </w:pPr>
       <w:r>
-        <w:t xml:space="preserve">감바랩스(온디바이스 음성인식 KWS 회사, 기술명 </w:t>
-      </w:r>
-      <w:r>
-        <w:rPr>
-          <w:i/>
-          <w:iCs/>
-        </w:rPr>
-        <w:t xml:space="preserve">WordSense</w:t>
-      </w:r>
-      <w:r>
-        <w:t xml:space="preserve">)의 </w:t>
-      </w:r>
-      <w:r>
-        <w:rPr>
-          <w:b/>
-          <w:bCs/>
-        </w:rPr>
-        <w:t xml:space="preserve">사내 오피스 업무 자동화 데스크톱 앱</w:t>
-      </w:r>
-      <w:r>
-        <w:t xml:space="preserve">이다. 인턴 과제 “PowerPoint/Excel LLM 활용 시나리오 설계·구현”의 결과물.</w:t>
+        <w:t xml:space="preserve">감바랩스(온디바이스 음성인식 KWS 회사, 기술명 WordSense)의 사내 오피스 업무 자동화 데스크톱 앱이다. 인턴 과제 “PowerPoint/Excel LLM 활용 시나리오 설계·구현”의 결과물이다.</w:t>
       </w:r>
     </w:p>
     <w:p>
@@ -168,66 +148,46 @@
           <w:bCs/>
           <w:color w:val="0038A3"/>
         </w:rPr>
-        <w:t xml:space="preserve">핵심 원칙</w:t>
-      </w:r>
-    </w:p>
-    <w:p>
-      <w:pPr>
-        <w:pStyle w:val="ListParagraph"/>
-        <w:numPr>
-          <w:ilvl w:val="0"/>
-          <w:numId w:val="1"/>
-        </w:numPr>
-        <w:spacing w:after="40"/>
-      </w:pPr>
-      <w:r>
-        <w:t xml:space="preserve">LLM은 ‘무엇을’ 판단, 실제 파일 수술(디자인·수식·차트)은 </w:t>
-      </w:r>
-      <w:r>
-        <w:rPr>
-          <w:b/>
-          <w:bCs/>
-        </w:rPr>
-        <w:t xml:space="preserve">결정적 코드</w:t>
-      </w:r>
-      <w:r>
-        <w:t xml:space="preserve">가 담당 — 검증된 도구를 엮어 신뢰도↑, 사람이 최종 검토(human-in-the-loop).</w:t>
-      </w:r>
-    </w:p>
-    <w:p>
-      <w:pPr>
-        <w:pStyle w:val="ListParagraph"/>
-        <w:numPr>
-          <w:ilvl w:val="0"/>
-          <w:numId w:val="1"/>
-        </w:numPr>
-        <w:spacing w:after="40"/>
-      </w:pPr>
-      <w:r>
-        <w:t xml:space="preserve">데이터 주권: 로컬/사내 LLM로 대외비 문서를 외부로 전송하지 않음. 데모는 로컬 Ollama.</w:t>
-      </w:r>
-    </w:p>
-    <w:p>
-      <w:pPr>
-        <w:pStyle w:val="ListParagraph"/>
-        <w:numPr>
-          <w:ilvl w:val="0"/>
-          <w:numId w:val="1"/>
-        </w:numPr>
-        <w:spacing w:after="40"/>
-      </w:pPr>
-      <w:r>
-        <w:t xml:space="preserve">로컬(오프라인·기밀)과 회사 GPT(고품질)를 </w:t>
-      </w:r>
-      <w:r>
-        <w:rPr>
-          <w:rFonts w:ascii="Consolas" w:cs="Consolas" w:eastAsia="Consolas" w:hAnsi="Consolas"/>
-          <w:color w:val="0038A3"/>
-        </w:rPr>
-        <w:t xml:space="preserve">.env</w:t>
-      </w:r>
-      <w:r>
-        <w:t xml:space="preserve"> 설정만으로 전환(코드 변경 0).</w:t>
+        <w:t xml:space="preserve">설계 원칙</w:t>
+      </w:r>
+    </w:p>
+    <w:p>
+      <w:pPr>
+        <w:pStyle w:val="ListParagraph"/>
+        <w:numPr>
+          <w:ilvl w:val="0"/>
+          <w:numId w:val="1"/>
+        </w:numPr>
+        <w:spacing w:after="40"/>
+      </w:pPr>
+      <w:r>
+        <w:t xml:space="preserve">무엇을 만들지는 LLM이 정하고, 실제 파일을 만드는 일(디자인, 수식, 차트)은 코드가 한다. 생성 결과는 사람이 확인한 뒤 적용한다.</w:t>
+      </w:r>
+    </w:p>
+    <w:p>
+      <w:pPr>
+        <w:pStyle w:val="ListParagraph"/>
+        <w:numPr>
+          <w:ilvl w:val="0"/>
+          <w:numId w:val="1"/>
+        </w:numPr>
+        <w:spacing w:after="40"/>
+      </w:pPr>
+      <w:r>
+        <w:t xml:space="preserve">대외비 문서를 외부로 보내지 않도록 로컬 또는 사내 LLM을 쓸 수 있다. 오프라인 데모는 로컬 Ollama로 한다.</w:t>
+      </w:r>
+    </w:p>
+    <w:p>
+      <w:pPr>
+        <w:pStyle w:val="ListParagraph"/>
+        <w:numPr>
+          <w:ilvl w:val="0"/>
+          <w:numId w:val="1"/>
+        </w:numPr>
+        <w:spacing w:after="40"/>
+      </w:pPr>
+      <w:r>
+        <w:t xml:space="preserve">로컬 모델과 클라우드 모델(Groq, OpenAI)은 .env 설정만 바꾸면 전환된다. 코드는 건드리지 않는다.</w:t>
       </w:r>
     </w:p>
     <w:p>
@@ -258,17 +218,7 @@
           <w:rFonts w:ascii="Consolas" w:cs="Consolas" w:eastAsia="Consolas" w:hAnsi="Consolas"/>
           <w:color w:val="0038A3"/>
         </w:rPr>
-        <w:t xml:space="preserve">run_app.bat</w:t>
-      </w:r>
-      <w:r>
-        <w:t xml:space="preserve"> 더블클릭  또는  프로젝트 루트에서 </w:t>
-      </w:r>
-      <w:r>
-        <w:rPr>
-          <w:rFonts w:ascii="Consolas" w:cs="Consolas" w:eastAsia="Consolas" w:hAnsi="Consolas"/>
-          <w:color w:val="0038A3"/>
-        </w:rPr>
-        <w:t xml:space="preserve">python -m app.main_app</w:t>
+        <w:t xml:space="preserve">run_app.bat을 더블클릭하거나, 프로젝트 루트에서 python -m app.main_app</w:t>
       </w:r>
     </w:p>
     <w:p>
@@ -276,7 +226,7 @@
         <w:spacing w:after="90"/>
       </w:pPr>
       <w:r>
-        <w:t xml:space="preserve">pywebview 데스크톱 앱(HTML/CSS/JS UI + Python js_api). Windows에서는 Edge WebView2로 렌더. 종료는 앱 창을 닫으면 됨.</w:t>
+        <w:t xml:space="preserve">pywebview 데스크톱 앱이다(HTML/CSS/JS UI + Python js_api). Windows에서는 Edge WebView2로 렌더하고, 종료는 앱 창을 닫으면 된다.</w:t>
       </w:r>
     </w:p>
     <w:p>
@@ -289,37 +239,15 @@
           <w:bCs/>
           <w:color w:val="C0392B"/>
         </w:rPr>
-        <w:t xml:space="preserve">주의(중요 버그 이력): </w:t>
-      </w:r>
-      <w:r>
-        <w:rPr>
-          <w:rFonts w:ascii="Consolas" w:cs="Consolas" w:eastAsia="Consolas" w:hAnsi="Consolas"/>
-          <w:color w:val="0038A3"/>
-        </w:rPr>
-        <w:t xml:space="preserve">Api</w:t>
-      </w:r>
-      <w:r>
-        <w:t xml:space="preserve"> 객체에 창을 붙일 땐 반드시 </w:t>
-      </w:r>
-      <w:r>
-        <w:rPr>
-          <w:rFonts w:ascii="Consolas" w:cs="Consolas" w:eastAsia="Consolas" w:hAnsi="Consolas"/>
-          <w:color w:val="0038A3"/>
-        </w:rPr>
-        <w:t xml:space="preserve">self._window</w:t>
-      </w:r>
-      <w:r>
-        <w:t xml:space="preserve">(밑줄). 공개 속성으로 두면 pywebview가 </w:t>
-      </w:r>
-      <w:r>
-        <w:rPr>
-          <w:rFonts w:ascii="Consolas" w:cs="Consolas" w:eastAsia="Consolas" w:hAnsi="Consolas"/>
-          <w:color w:val="0038A3"/>
-        </w:rPr>
-        <w:t xml:space="preserve">window.native</w:t>
-      </w:r>
-      <w:r>
-        <w:t xml:space="preserve">(.NET) 그래프를 무한 재귀로 훑어 UI 스레드가 멈춤(‘응답 없음’).</w:t>
+        <w:t xml:space="preserve">주의: </w:t>
+      </w:r>
+      <w:r>
+        <w:rPr>
+          <w:b/>
+          <w:bCs/>
+          <w:color w:val="C0392B"/>
+        </w:rPr>
+        <w:t xml:space="preserve">Api 객체에 창을 붙일 때는 반드시 self._window처럼 밑줄로 시작하는 이름을 쓴다. 공개 속성으로 두면 pywebview가 window.native(.NET) 그래프를 무한 재귀로 훑다가 UI 스레드가 멈춘다.</w:t>
       </w:r>
     </w:p>
     <w:p>
@@ -333,7 +261,7 @@
           <w:bCs/>
           <w:color w:val="123979"/>
         </w:rPr>
-        <w:t xml:space="preserve">3. 앱 구조 — 3개 탭</w:t>
+        <w:t xml:space="preserve">3. 앱 구조</w:t>
       </w:r>
     </w:p>
     <w:p>
@@ -347,7 +275,7 @@
           <w:bCs/>
           <w:color w:val="0038A3"/>
         </w:rPr>
-        <w:t xml:space="preserve">탭 1. 발표자료 (app/ppt/) — 4개 모드</w:t>
+        <w:t xml:space="preserve">탭 1. PPT (app/ppt/)</w:t>
       </w:r>
     </w:p>
     <w:p>
@@ -355,17 +283,7 @@
         <w:spacing w:after="90"/>
       </w:pPr>
       <w:r>
-        <w:t xml:space="preserve">최종 렌더는 항상 </w:t>
-      </w:r>
-      <w:r>
-        <w:rPr>
-          <w:rFonts w:ascii="Consolas" w:cs="Consolas" w:eastAsia="Consolas" w:hAnsi="Consolas"/>
-          <w:color w:val="0038A3"/>
-        </w:rPr>
-        <w:t xml:space="preserve">render_deck.js</w:t>
-      </w:r>
-      <w:r>
-        <w:t xml:space="preserve">(pptxgenjs). 모드별로 ‘플랜(JSON)’을 만드는 방식만 다르다.</w:t>
+        <w:t xml:space="preserve">모드마다 슬라이드 플랜(JSON)을 만드는 방법이 다르고, 최종 렌더는 render_deck.js(pptxgenjs)가 맡는다. 강한 모델을 쓸 때는 freeform_engine.py가 pptxgenjs 코드를 직접 만들어 실행한다.</w:t>
       </w:r>
     </w:p>
     <w:tbl>
@@ -479,53 +397,53 @@
                 <w:sz w:val="19"/>
                 <w:szCs w:val="19"/>
               </w:rPr>
-              <w:t xml:space="preserve">풀 자동</w:t>
-            </w:r>
-          </w:p>
-        </w:tc>
-        <w:tc>
-          <w:tcPr>
-            <w:tcW w:type="dxa" w:w="100"/>
-            <w:tcMar>
-              <w:top w:type="dxa" w:w="40"/>
-              <w:left w:type="dxa" w:w="80"/>
-              <w:bottom w:type="dxa" w:w="40"/>
-              <w:right w:type="dxa" w:w="80"/>
-            </w:tcMar>
-          </w:tcPr>
-          <w:p>
-            <w:r>
-              <w:rPr>
-                <w:b w:val="false"/>
-                <w:bCs w:val="false"/>
-                <w:color w:val="000000"/>
-                <w:sz w:val="19"/>
-                <w:szCs w:val="19"/>
-              </w:rPr>
-              <w:t xml:space="preserve">문서(md/txt)를 파싱/LLM 구조화 → 덱. ‘AI 구조화’ 토글.</w:t>
-            </w:r>
-          </w:p>
-        </w:tc>
-        <w:tc>
-          <w:tcPr>
-            <w:tcW w:type="dxa" w:w="100"/>
-            <w:tcMar>
-              <w:top w:type="dxa" w:w="40"/>
-              <w:left w:type="dxa" w:w="80"/>
-              <w:bottom w:type="dxa" w:w="40"/>
-              <w:right w:type="dxa" w:w="80"/>
-            </w:tcMar>
-          </w:tcPr>
-          <w:p>
-            <w:r>
-              <w:rPr>
-                <w:b w:val="false"/>
-                <w:bCs w:val="false"/>
-                <w:color w:val="000000"/>
-                <w:sz w:val="19"/>
-                <w:szCs w:val="19"/>
-              </w:rPr>
-              <w:t xml:space="preserve">ppt_engine.py</w:t>
+              <w:t xml:space="preserve">테마 개발</w:t>
+            </w:r>
+          </w:p>
+        </w:tc>
+        <w:tc>
+          <w:tcPr>
+            <w:tcW w:type="dxa" w:w="100"/>
+            <w:tcMar>
+              <w:top w:type="dxa" w:w="40"/>
+              <w:left w:type="dxa" w:w="80"/>
+              <w:bottom w:type="dxa" w:w="40"/>
+              <w:right w:type="dxa" w:w="80"/>
+            </w:tcMar>
+          </w:tcPr>
+          <w:p>
+            <w:r>
+              <w:rPr>
+                <w:b w:val="false"/>
+                <w:bCs w:val="false"/>
+                <w:color w:val="000000"/>
+                <w:sz w:val="19"/>
+                <w:szCs w:val="19"/>
+              </w:rPr>
+              <w:t xml:space="preserve">디자인 설정 폼 값으로 재사용 가능한 테마를 만들어 저장한다.</w:t>
+            </w:r>
+          </w:p>
+        </w:tc>
+        <w:tc>
+          <w:tcPr>
+            <w:tcW w:type="dxa" w:w="100"/>
+            <w:tcMar>
+              <w:top w:type="dxa" w:w="40"/>
+              <w:left w:type="dxa" w:w="80"/>
+              <w:bottom w:type="dxa" w:w="40"/>
+              <w:right w:type="dxa" w:w="80"/>
+            </w:tcMar>
+          </w:tcPr>
+          <w:p>
+            <w:r>
+              <w:rPr>
+                <w:b w:val="false"/>
+                <w:bCs w:val="false"/>
+                <w:color w:val="000000"/>
+                <w:sz w:val="19"/>
+                <w:szCs w:val="19"/>
+              </w:rPr>
+              <w:t xml:space="preserve">thememgr.py</w:t>
             </w:r>
           </w:p>
         </w:tc>
@@ -550,53 +468,53 @@
                 <w:sz w:val="19"/>
                 <w:szCs w:val="19"/>
               </w:rPr>
-              <w:t xml:space="preserve">디자인 보조(스펙)</w:t>
-            </w:r>
-          </w:p>
-        </w:tc>
-        <w:tc>
-          <w:tcPr>
-            <w:tcW w:type="dxa" w:w="100"/>
-            <w:tcMar>
-              <w:top w:type="dxa" w:w="40"/>
-              <w:left w:type="dxa" w:w="80"/>
-              <w:bottom w:type="dxa" w:w="40"/>
-              <w:right w:type="dxa" w:w="80"/>
-            </w:tcMar>
-          </w:tcPr>
-          <w:p>
-            <w:r>
-              <w:rPr>
-                <w:b w:val="false"/>
-                <w:bCs w:val="false"/>
-                <w:color w:val="000000"/>
-                <w:sz w:val="19"/>
-                <w:szCs w:val="19"/>
-              </w:rPr>
-              <w:t xml:space="preserve">#제목/-불릿[강조]/[차트]/[이미지] 문법 파싱. 기본 숨김(토글로 표시).</w:t>
-            </w:r>
-          </w:p>
-        </w:tc>
-        <w:tc>
-          <w:tcPr>
-            <w:tcW w:type="dxa" w:w="100"/>
-            <w:tcMar>
-              <w:top w:type="dxa" w:w="40"/>
-              <w:left w:type="dxa" w:w="80"/>
-              <w:bottom w:type="dxa" w:w="40"/>
-              <w:right w:type="dxa" w:w="80"/>
-            </w:tcMar>
-          </w:tcPr>
-          <w:p>
-            <w:r>
-              <w:rPr>
-                <w:b w:val="false"/>
-                <w:bCs w:val="false"/>
-                <w:color w:val="000000"/>
-                <w:sz w:val="19"/>
-                <w:szCs w:val="19"/>
-              </w:rPr>
-              <w:t xml:space="preserve">spec_engine.py</w:t>
+              <w:t xml:space="preserve">PPT 디자인</w:t>
+            </w:r>
+          </w:p>
+        </w:tc>
+        <w:tc>
+          <w:tcPr>
+            <w:tcW w:type="dxa" w:w="100"/>
+            <w:tcMar>
+              <w:top w:type="dxa" w:w="40"/>
+              <w:left w:type="dxa" w:w="80"/>
+              <w:bottom w:type="dxa" w:w="40"/>
+              <w:right w:type="dxa" w:w="80"/>
+            </w:tcMar>
+          </w:tcPr>
+          <w:p>
+            <w:r>
+              <w:rPr>
+                <w:b w:val="false"/>
+                <w:bCs w:val="false"/>
+                <w:color w:val="000000"/>
+                <w:sz w:val="19"/>
+                <w:szCs w:val="19"/>
+              </w:rPr>
+              <w:t xml:space="preserve">러프 PPT(pptx)의 텍스트와 설명을 읽어 레이아웃을 설계한다.</w:t>
+            </w:r>
+          </w:p>
+        </w:tc>
+        <w:tc>
+          <w:tcPr>
+            <w:tcW w:type="dxa" w:w="100"/>
+            <w:tcMar>
+              <w:top w:type="dxa" w:w="40"/>
+              <w:left w:type="dxa" w:w="80"/>
+              <w:bottom w:type="dxa" w:w="40"/>
+              <w:right w:type="dxa" w:w="80"/>
+            </w:tcMar>
+          </w:tcPr>
+          <w:p>
+            <w:r>
+              <w:rPr>
+                <w:b w:val="false"/>
+                <w:bCs w:val="false"/>
+                <w:color w:val="000000"/>
+                <w:sz w:val="19"/>
+                <w:szCs w:val="19"/>
+              </w:rPr>
+              <w:t xml:space="preserve">pptx_import.py</w:t>
             </w:r>
           </w:p>
         </w:tc>
@@ -621,53 +539,53 @@
                 <w:sz w:val="19"/>
                 <w:szCs w:val="19"/>
               </w:rPr>
-              <w:t xml:space="preserve">AI 대화형</w:t>
-            </w:r>
-          </w:p>
-        </w:tc>
-        <w:tc>
-          <w:tcPr>
-            <w:tcW w:type="dxa" w:w="100"/>
-            <w:tcMar>
-              <w:top w:type="dxa" w:w="40"/>
-              <w:left w:type="dxa" w:w="80"/>
-              <w:bottom w:type="dxa" w:w="40"/>
-              <w:right w:type="dxa" w:w="80"/>
-            </w:tcMar>
-          </w:tcPr>
-          <w:p>
-            <w:r>
-              <w:rPr>
-                <w:b w:val="false"/>
-                <w:bCs w:val="false"/>
-                <w:color w:val="000000"/>
-                <w:sz w:val="19"/>
-                <w:szCs w:val="19"/>
-              </w:rPr>
-              <w:t xml:space="preserve">GPT/Claude식 채팅으로 질문하며 제작 → 샘플→전체.</w:t>
-            </w:r>
-          </w:p>
-        </w:tc>
-        <w:tc>
-          <w:tcPr>
-            <w:tcW w:type="dxa" w:w="100"/>
-            <w:tcMar>
-              <w:top w:type="dxa" w:w="40"/>
-              <w:left w:type="dxa" w:w="80"/>
-              <w:bottom w:type="dxa" w:w="40"/>
-              <w:right w:type="dxa" w:w="80"/>
-            </w:tcMar>
-          </w:tcPr>
-          <w:p>
-            <w:r>
-              <w:rPr>
-                <w:b w:val="false"/>
-                <w:bCs w:val="false"/>
-                <w:color w:val="000000"/>
-                <w:sz w:val="19"/>
-                <w:szCs w:val="19"/>
-              </w:rPr>
-              <w:t xml:space="preserve">agent_chat.py</w:t>
+              <w:t xml:space="preserve">자동 생성 PPT</w:t>
+            </w:r>
+          </w:p>
+        </w:tc>
+        <w:tc>
+          <w:tcPr>
+            <w:tcW w:type="dxa" w:w="100"/>
+            <w:tcMar>
+              <w:top w:type="dxa" w:w="40"/>
+              <w:left w:type="dxa" w:w="80"/>
+              <w:bottom w:type="dxa" w:w="40"/>
+              <w:right w:type="dxa" w:w="80"/>
+            </w:tcMar>
+          </w:tcPr>
+          <w:p>
+            <w:r>
+              <w:rPr>
+                <w:b w:val="false"/>
+                <w:bCs w:val="false"/>
+                <w:color w:val="000000"/>
+                <w:sz w:val="19"/>
+                <w:szCs w:val="19"/>
+              </w:rPr>
+              <w:t xml:space="preserve">문서(md, txt)를 슬라이드로 나눠 덱을 만든다.</w:t>
+            </w:r>
+          </w:p>
+        </w:tc>
+        <w:tc>
+          <w:tcPr>
+            <w:tcW w:type="dxa" w:w="100"/>
+            <w:tcMar>
+              <w:top w:type="dxa" w:w="40"/>
+              <w:left w:type="dxa" w:w="80"/>
+              <w:bottom w:type="dxa" w:w="40"/>
+              <w:right w:type="dxa" w:w="80"/>
+            </w:tcMar>
+          </w:tcPr>
+          <w:p>
+            <w:r>
+              <w:rPr>
+                <w:b w:val="false"/>
+                <w:bCs w:val="false"/>
+                <w:color w:val="000000"/>
+                <w:sz w:val="19"/>
+                <w:szCs w:val="19"/>
+              </w:rPr>
+              <w:t xml:space="preserve">ppt_engine.py</w:t>
             </w:r>
           </w:p>
         </w:tc>
@@ -692,53 +610,53 @@
                 <w:sz w:val="19"/>
                 <w:szCs w:val="19"/>
               </w:rPr>
-              <w:t xml:space="preserve">PPT 입력</w:t>
-            </w:r>
-          </w:p>
-        </w:tc>
-        <w:tc>
-          <w:tcPr>
-            <w:tcW w:type="dxa" w:w="100"/>
-            <w:tcMar>
-              <w:top w:type="dxa" w:w="40"/>
-              <w:left w:type="dxa" w:w="80"/>
-              <w:bottom w:type="dxa" w:w="40"/>
-              <w:right w:type="dxa" w:w="80"/>
-            </w:tcMar>
-          </w:tcPr>
-          <w:p>
-            <w:r>
-              <w:rPr>
-                <w:b w:val="false"/>
-                <w:bCs w:val="false"/>
-                <w:color w:val="000000"/>
-                <w:sz w:val="19"/>
-                <w:szCs w:val="19"/>
-              </w:rPr>
-              <w:t xml:space="preserve">러프 PPT의 텍스트·설명을 읽어 해석. ‘AI 정밀 해석’ 토글.</w:t>
-            </w:r>
-          </w:p>
-        </w:tc>
-        <w:tc>
-          <w:tcPr>
-            <w:tcW w:type="dxa" w:w="100"/>
-            <w:tcMar>
-              <w:top w:type="dxa" w:w="40"/>
-              <w:left w:type="dxa" w:w="80"/>
-              <w:bottom w:type="dxa" w:w="40"/>
-              <w:right w:type="dxa" w:w="80"/>
-            </w:tcMar>
-          </w:tcPr>
-          <w:p>
-            <w:r>
-              <w:rPr>
-                <w:b w:val="false"/>
-                <w:bCs w:val="false"/>
-                <w:color w:val="000000"/>
-                <w:sz w:val="19"/>
-                <w:szCs w:val="19"/>
-              </w:rPr>
-              <w:t xml:space="preserve">pptx_import.py</w:t>
+              <w:t xml:space="preserve">프롬프트 생성</w:t>
+            </w:r>
+          </w:p>
+        </w:tc>
+        <w:tc>
+          <w:tcPr>
+            <w:tcW w:type="dxa" w:w="100"/>
+            <w:tcMar>
+              <w:top w:type="dxa" w:w="40"/>
+              <w:left w:type="dxa" w:w="80"/>
+              <w:bottom w:type="dxa" w:w="40"/>
+              <w:right w:type="dxa" w:w="80"/>
+            </w:tcMar>
+          </w:tcPr>
+          <w:p>
+            <w:r>
+              <w:rPr>
+                <w:b w:val="false"/>
+                <w:bCs w:val="false"/>
+                <w:color w:val="000000"/>
+                <w:sz w:val="19"/>
+                <w:szCs w:val="19"/>
+              </w:rPr>
+              <w:t xml:space="preserve">디자인 설정과 주제를 묶어 외부 LLM에 붙여넣을 프롬프트를 조립한다.</w:t>
+            </w:r>
+          </w:p>
+        </w:tc>
+        <w:tc>
+          <w:tcPr>
+            <w:tcW w:type="dxa" w:w="100"/>
+            <w:tcMar>
+              <w:top w:type="dxa" w:w="40"/>
+              <w:left w:type="dxa" w:w="80"/>
+              <w:bottom w:type="dxa" w:w="40"/>
+              <w:right w:type="dxa" w:w="80"/>
+            </w:tcMar>
+          </w:tcPr>
+          <w:p>
+            <w:r>
+              <w:rPr>
+                <w:b w:val="false"/>
+                <w:bCs w:val="false"/>
+                <w:color w:val="000000"/>
+                <w:sz w:val="19"/>
+                <w:szCs w:val="19"/>
+              </w:rPr>
+              <w:t xml:space="preserve">app/ui/app.js</w:t>
             </w:r>
           </w:p>
         </w:tc>
@@ -749,27 +667,7 @@
         <w:spacing w:after="90"/>
       </w:pPr>
       <w:r>
-        <w:t xml:space="preserve">🎨 디자인 테마(4모드 공통): 내장 gamba/light/none + 커스텀 업로드·제작(</w:t>
-      </w:r>
-      <w:r>
-        <w:rPr>
-          <w:rFonts w:ascii="Consolas" w:cs="Consolas" w:eastAsia="Consolas" w:hAnsi="Consolas"/>
-          <w:color w:val="0038A3"/>
-        </w:rPr>
-        <w:t xml:space="preserve">thememgr.py</w:t>
-      </w:r>
-      <w:r>
-        <w:t xml:space="preserve">, </w:t>
-      </w:r>
-      <w:r>
-        <w:rPr>
-          <w:rFonts w:ascii="Consolas" w:cs="Consolas" w:eastAsia="Consolas" w:hAnsi="Consolas"/>
-          <w:color w:val="0038A3"/>
-        </w:rPr>
-        <w:t xml:space="preserve">app/ppt/themes/*.json</w:t>
-      </w:r>
-      <w:r>
-        <w:t xml:space="preserve">). 신규 레이아웃: 지표 카드(metrics), 2열 비교(compare)+도넛, 막대+추세선, 그라데이션.</w:t>
+        <w:t xml:space="preserve">디자인 테마는 네 모드가 함께 쓴다. 내장 테마 gamba, light, none에 커스텀 테마 업로드와 제작을 더했다(thememgr.py, app/ppt/themes/*.json). 디자인 설정 폼에 넣은 색, 폰트, 배경, 목적, 참고자료는 임시 테마와 디자인 브리프로 만들어져 생성 프롬프트에 들어간다. 레이아웃은 지표 카드(metrics), 2열 비교(compare)와 도넛, 막대와 추세선, 그라데이션 배경을 지원한다. 스펙 문법(spec_engine.py)과 대화형 제작(agent_chat.py)은 코드만 남기고 UI에서는 감췄다.</w:t>
       </w:r>
     </w:p>
     <w:p>
@@ -783,96 +681,59 @@
           <w:bCs/>
           <w:color w:val="0038A3"/>
         </w:rPr>
-        <w:t xml:space="preserve">탭 2. 데이터 &amp; 차트 (src/excel/)</w:t>
-      </w:r>
-    </w:p>
-    <w:p>
-      <w:pPr>
-        <w:pStyle w:val="ListParagraph"/>
-        <w:numPr>
-          <w:ilvl w:val="0"/>
-          <w:numId w:val="1"/>
-        </w:numPr>
-        <w:spacing w:after="40"/>
-      </w:pPr>
-      <w:r>
-        <w:t xml:space="preserve">실험/재무 기록 + 자동 차트: 실험 스크립트에 </w:t>
-      </w:r>
-      <w:r>
-        <w:rPr>
-          <w:rFonts w:ascii="Consolas" w:cs="Consolas" w:eastAsia="Consolas" w:hAnsi="Consolas"/>
-          <w:color w:val="0038A3"/>
-        </w:rPr>
-        <w:t xml:space="preserve">from gamba_log import log_result</w:t>
-      </w:r>
-      <w:r>
-        <w:t xml:space="preserve"> 한 줄이면 트래커에 누적+차트 갱신. (</w:t>
-      </w:r>
-      <w:r>
-        <w:rPr>
-          <w:rFonts w:ascii="Consolas" w:cs="Consolas" w:eastAsia="Consolas" w:hAnsi="Consolas"/>
-          <w:color w:val="0038A3"/>
-        </w:rPr>
-        <w:t xml:space="preserve">experiment_logger.py</w:t>
-      </w:r>
-      <w:r>
-        <w:t xml:space="preserve">)</w:t>
-      </w:r>
-    </w:p>
-    <w:p>
-      <w:pPr>
-        <w:pStyle w:val="ListParagraph"/>
-        <w:numPr>
-          <w:ilvl w:val="0"/>
-          <w:numId w:val="1"/>
-        </w:numPr>
-        <w:spacing w:after="40"/>
-      </w:pPr>
-      <w:r>
-        <w:t xml:space="preserve">대시보드 수정: 자연어→셀(</w:t>
-      </w:r>
-      <w:r>
-        <w:rPr>
-          <w:rFonts w:ascii="Consolas" w:cs="Consolas" w:eastAsia="Consolas" w:hAnsi="Consolas"/>
-          <w:color w:val="0038A3"/>
-        </w:rPr>
-        <w:t xml:space="preserve">llm_extractor.py</w:t>
-      </w:r>
-      <w:r>
-        <w:t xml:space="preserve">) + openpyxl 적용(</w:t>
-      </w:r>
-      <w:r>
-        <w:rPr>
-          <w:rFonts w:ascii="Consolas" w:cs="Consolas" w:eastAsia="Consolas" w:hAnsi="Consolas"/>
-          <w:color w:val="0038A3"/>
-        </w:rPr>
-        <w:t xml:space="preserve">excel_updater.py</w:t>
-      </w:r>
-      <w:r>
-        <w:t xml:space="preserve">, 수식·차트 보존, 수식 셀 보호). 미리보기→적용.</w:t>
-      </w:r>
-    </w:p>
-    <w:p>
-      <w:pPr>
-        <w:pStyle w:val="ListParagraph"/>
-        <w:numPr>
-          <w:ilvl w:val="0"/>
-          <w:numId w:val="1"/>
-        </w:numPr>
-        <w:spacing w:after="40"/>
-      </w:pPr>
-      <w:r>
-        <w:t xml:space="preserve">분석/요약: pandas 로드 + LLM 요약·추세·이상치 (</w:t>
-      </w:r>
-      <w:r>
-        <w:rPr>
-          <w:rFonts w:ascii="Consolas" w:cs="Consolas" w:eastAsia="Consolas" w:hAnsi="Consolas"/>
-          <w:color w:val="0038A3"/>
-        </w:rPr>
-        <w:t xml:space="preserve">excel_analysis.py</w:t>
-      </w:r>
-      <w:r>
-        <w:t xml:space="preserve">)</w:t>
+        <w:t xml:space="preserve">탭 2. Excel (src/excel/)</w:t>
+      </w:r>
+    </w:p>
+    <w:p>
+      <w:pPr>
+        <w:pStyle w:val="ListParagraph"/>
+        <w:numPr>
+          <w:ilvl w:val="0"/>
+          <w:numId w:val="1"/>
+        </w:numPr>
+        <w:spacing w:after="40"/>
+      </w:pPr>
+      <w:r>
+        <w:t xml:space="preserve">실험 기록 코드 삽입: 실험 스크립트에 로거 한 줄을 넣으면 결과가 트래커 엑셀에 누적되고 차트가 갱신된다. Python은 gamba_log.py, C/C++와 아두이노는 단일 헤더 gamba_log.h를 쓴다. (experiment_logger.py)</w:t>
+      </w:r>
+    </w:p>
+    <w:p>
+      <w:pPr>
+        <w:pStyle w:val="ListParagraph"/>
+        <w:numPr>
+          <w:ilvl w:val="0"/>
+          <w:numId w:val="1"/>
+        </w:numPr>
+        <w:spacing w:after="40"/>
+      </w:pPr>
+      <w:r>
+        <w:t xml:space="preserve">엑셀 데이터 분석과 차트 생성: pandas로 읽어 LLM이 요약, 추세, 이상치를 정리하고 차트를 만든다. 표의 헤더가 1행이 아니어도 구조를 자동으로 인식한다. (excel_analysis.py)</w:t>
+      </w:r>
+    </w:p>
+    <w:p>
+      <w:pPr>
+        <w:pStyle w:val="ListParagraph"/>
+        <w:numPr>
+          <w:ilvl w:val="0"/>
+          <w:numId w:val="1"/>
+        </w:numPr>
+        <w:spacing w:after="40"/>
+      </w:pPr>
+      <w:r>
+        <w:t xml:space="preserve">자동 영수증 작성: 자연어로 적은 결제 내역을 LLM이 파싱해 표준 영수증 양식에 채운다. 수식은 보존된다. (receipt_engine.py)</w:t>
+      </w:r>
+    </w:p>
+    <w:p>
+      <w:pPr>
+        <w:pStyle w:val="ListParagraph"/>
+        <w:numPr>
+          <w:ilvl w:val="0"/>
+          <w:numId w:val="1"/>
+        </w:numPr>
+        <w:spacing w:after="40"/>
+      </w:pPr>
+      <w:r>
+        <w:t xml:space="preserve">자연어로 대시보드 셀을 고치는 기능(llm_extractor.py, excel_updater.py)은 코드는 남아 있으나 현재 UI에는 노출하지 않는다.</w:t>
       </w:r>
     </w:p>
     <w:p>
@@ -886,71 +747,84 @@
           <w:bCs/>
           <w:color w:val="0038A3"/>
         </w:rPr>
-        <w:t xml:space="preserve">탭 3. 벡터 변환 (app/api.py::vectorize)</w:t>
-      </w:r>
-    </w:p>
-    <w:p>
-      <w:pPr>
-        <w:pStyle w:val="ListParagraph"/>
-        <w:numPr>
-          <w:ilvl w:val="0"/>
-          <w:numId w:val="1"/>
-        </w:numPr>
-        <w:spacing w:after="40"/>
-      </w:pPr>
-      <w:r>
-        <w:t xml:space="preserve">비트맵→SVG (visioncortex vtracer). 별도 프로세스로 실행, </w:t>
-      </w:r>
+        <w:t xml:space="preserve">탭 3. SVG 변환 (app/api.py::vectorize, src/vector/)</w:t>
+      </w:r>
+    </w:p>
+    <w:p>
+      <w:pPr>
+        <w:pStyle w:val="ListParagraph"/>
+        <w:numPr>
+          <w:ilvl w:val="0"/>
+          <w:numId w:val="1"/>
+        </w:numPr>
+        <w:spacing w:after="40"/>
+      </w:pPr>
+      <w:r>
+        <w:t xml:space="preserve">비트맵을 SVG로 바꾼다(visioncortex vtracer). 트레이스는 별도 프로세스에서 돌기 때문에 중지 버튼으로 언제든 취소된다.</w:t>
+      </w:r>
+    </w:p>
+    <w:p>
+      <w:pPr>
+        <w:pStyle w:val="ListParagraph"/>
+        <w:numPr>
+          <w:ilvl w:val="0"/>
+          <w:numId w:val="1"/>
+        </w:numPr>
+        <w:spacing w:after="40"/>
+      </w:pPr>
+      <w:r>
+        <w:t xml:space="preserve">이미지를 흑백 선화, 컬러 도식, 로고, 사진 네 유형으로 분류하고 유형에 맞는 전처리와 vtracer 파라미터를 적용한다. 선화는 이진화 후 흑백 모드로, 컬러 도식은 확대 후 색을 보존한 채 트레이스한다. (vector_autotune.py)</w:t>
+      </w:r>
+    </w:p>
+    <w:p>
+      <w:pPr>
+        <w:pStyle w:val="ListParagraph"/>
+        <w:numPr>
+          <w:ilvl w:val="0"/>
+          <w:numId w:val="1"/>
+        </w:numPr>
+        <w:spacing w:after="40"/>
+      </w:pPr>
+      <w:r>
+        <w:t xml:space="preserve">결과 SVG를 resvg로 다시 렌더해 원본과 비교한 점수를 표시한다. SSIM과 함께 획 보존율을 재는데, 픽셀 단위로 재면 글자 하나가 사라져도 점수가 움직이지 않아 획 덩어리 단위로 센다. 측정할 수 없는 환경에서는 점수를 표시하지 않는다. (quality.py)</w:t>
+      </w:r>
+    </w:p>
+    <w:p>
+      <w:pPr>
+        <w:pStyle w:val="ListParagraph"/>
+        <w:numPr>
+          <w:ilvl w:val="0"/>
+          <w:numId w:val="1"/>
+        </w:numPr>
+        <w:spacing w:after="40"/>
+      </w:pPr>
+      <w:r>
+        <w:t xml:space="preserve">정밀 자동 튜닝을 켜면 후보 서너 개를 실제로 변환해 점수가 가장 높은 것을 채택한다. 품질이 비슷하면 파일이 작은 쪽을 고른다.</w:t>
+      </w:r>
+    </w:p>
+    <w:p>
+      <w:pPr>
+        <w:pStyle w:val="ListParagraph"/>
+        <w:numPr>
+          <w:ilvl w:val="0"/>
+          <w:numId w:val="1"/>
+        </w:numPr>
+        <w:spacing w:after="40"/>
+      </w:pPr>
+      <w:r>
+        <w:t xml:space="preserve">배경 제거(rembg), HEIC/AVIF/WebP 입력, 투명 배경 보존을 지원한다. 배경을 제거한 뒤에는 반투명 경계를 정리해야 윤곽에 검은 선이 생기지 않는다.</w:t>
+      </w:r>
+    </w:p>
+    <w:p>
+      <w:pPr>
+        <w:spacing w:after="90"/>
+      </w:pPr>
       <w:r>
         <w:rPr>
           <w:b/>
           <w:bCs/>
         </w:rPr>
-        <w:t xml:space="preserve">시간제한 없음 + ‘중지’ 버튼</w:t>
-      </w:r>
-      <w:r>
-        <w:t xml:space="preserve">으로 취소.</w:t>
-      </w:r>
-    </w:p>
-    <w:p>
-      <w:pPr>
-        <w:pStyle w:val="ListParagraph"/>
-        <w:numPr>
-          <w:ilvl w:val="0"/>
-          <w:numId w:val="1"/>
-        </w:numPr>
-        <w:spacing w:after="40"/>
-      </w:pPr>
-      <w:r>
-        <w:t xml:space="preserve">옵션: 색상 모드 / 곡선 방식(spline·pixel·polygon) / 잡티 제거 / 색 단순화(8~256색·원본색) / 해상도(800~4000·원본) / 배경 제거(rembg).</w:t>
-      </w:r>
-    </w:p>
-    <w:p>
-      <w:pPr>
-        <w:pStyle w:val="ListParagraph"/>
-        <w:numPr>
-          <w:ilvl w:val="0"/>
-          <w:numId w:val="1"/>
-        </w:numPr>
-        <w:spacing w:after="40"/>
-      </w:pPr>
-      <w:r>
-        <w:t xml:space="preserve">입력은 Pillow로 RGBA 정규화(투명 유지). HEIC/AVIF/WebP 지원.</w:t>
-      </w:r>
-    </w:p>
-    <w:p>
-      <w:pPr>
-        <w:spacing w:after="90"/>
-      </w:pPr>
-      <w:r>
-        <w:rPr>
-          <w:b/>
-          <w:bCs/>
-        </w:rPr>
-        <w:t xml:space="preserve">핵심 이해: </w:t>
-      </w:r>
-      <w:r>
-        <w:t xml:space="preserve">사진→벡터는 원리상 포스터풍 근사이며 용량이 커진다(색 경계를 전부 좌표로 저장). 로고·아이콘은 원본과 똑같이·작게 나온다. ‘똑같이 + 확대해도 안 깨짐’은 사진에선 물리적으로 불가능.</w:t>
+        <w:t xml:space="preserve">사진을 벡터로 바꾸면 색 경계를 전부 좌표로 저장하므로 원본보다 파일이 커지고 디테일은 떨어진다. 로고와 도식은 원본에 가깝게, 더 작은 용량으로 나온다. 사진은 원본 이미지를 그대로 쓰는 편이 낫고, 앱도 결과가 원본의 두 배를 넘으면 그렇게 안내한다.</w:t>
       </w:r>
     </w:p>
     <w:p>
@@ -964,7 +838,7 @@
           <w:bCs/>
           <w:color w:val="123979"/>
         </w:rPr>
-        <w:t xml:space="preserve">4. 핵심 설계 방침</w:t>
+        <w:t xml:space="preserve">4. 설계 방침</w:t>
       </w:r>
     </w:p>
     <w:p>
@@ -972,17 +846,7 @@
         <w:spacing w:after="90"/>
       </w:pPr>
       <w:r>
-        <w:t xml:space="preserve">모델 급에 따라 설계 강도를 바꾼다(</w:t>
-      </w:r>
-      <w:r>
-        <w:rPr>
-          <w:rFonts w:ascii="Consolas" w:cs="Consolas" w:eastAsia="Consolas" w:hAnsi="Consolas"/>
-          <w:color w:val="0038A3"/>
-        </w:rPr>
-        <w:t xml:space="preserve">app/ppt/design_policy.py</w:t>
-      </w:r>
-      <w:r>
-        <w:t xml:space="preserve">). 과제약의 역설 회피.</w:t>
+        <w:t xml:space="preserve">모델 성능에 따라 설계 강도를 바꾼다(app/ppt/design_policy.py). 약한 모델에 맞춘 제약을 강한 모델에도 씌우면 오히려 품질이 떨어지기 때문이다.</w:t>
       </w:r>
     </w:p>
     <w:tbl>
@@ -1119,30 +983,30 @@
                 <w:sz w:val="19"/>
                 <w:szCs w:val="19"/>
               </w:rPr>
-              <w:t xml:space="preserve">로컬 3b/7b (약한 모델)</w:t>
-            </w:r>
-          </w:p>
-        </w:tc>
-        <w:tc>
-          <w:tcPr>
-            <w:tcW w:type="dxa" w:w="100"/>
-            <w:tcMar>
-              <w:top w:type="dxa" w:w="40"/>
-              <w:left w:type="dxa" w:w="80"/>
-              <w:bottom w:type="dxa" w:w="40"/>
-              <w:right w:type="dxa" w:w="80"/>
-            </w:tcMar>
-          </w:tcPr>
-          <w:p>
-            <w:r>
-              <w:rPr>
-                <w:b w:val="false"/>
-                <w:bCs w:val="false"/>
-                <w:color w:val="000000"/>
-                <w:sz w:val="19"/>
-                <w:szCs w:val="19"/>
-              </w:rPr>
-              <w:t xml:space="preserve">프롬프트 규칙 강제 + 후처리 적극 개입(지시문구 제거·카드 변환·1:1 매핑)</w:t>
+              <w:t xml:space="preserve">로컬 3b/7b</w:t>
+            </w:r>
+          </w:p>
+        </w:tc>
+        <w:tc>
+          <w:tcPr>
+            <w:tcW w:type="dxa" w:w="100"/>
+            <w:tcMar>
+              <w:top w:type="dxa" w:w="40"/>
+              <w:left w:type="dxa" w:w="80"/>
+              <w:bottom w:type="dxa" w:w="40"/>
+              <w:right w:type="dxa" w:w="80"/>
+            </w:tcMar>
+          </w:tcPr>
+          <w:p>
+            <w:r>
+              <w:rPr>
+                <w:b w:val="false"/>
+                <w:bCs w:val="false"/>
+                <w:color w:val="000000"/>
+                <w:sz w:val="19"/>
+                <w:szCs w:val="19"/>
+              </w:rPr>
+              <w:t xml:space="preserve">프롬프트로 규칙을 강제하고, 후처리에서 지시문구 제거와 카드 변환, 1:1 매핑까지 적극 개입한다.</w:t>
             </w:r>
           </w:p>
         </w:tc>
@@ -1190,30 +1054,30 @@
                 <w:sz w:val="19"/>
                 <w:szCs w:val="19"/>
               </w:rPr>
-              <w:t xml:space="preserve">회사 GPT/Claude (강한 모델)</w:t>
-            </w:r>
-          </w:p>
-        </w:tc>
-        <w:tc>
-          <w:tcPr>
-            <w:tcW w:type="dxa" w:w="100"/>
-            <w:tcMar>
-              <w:top w:type="dxa" w:w="40"/>
-              <w:left w:type="dxa" w:w="80"/>
-              <w:bottom w:type="dxa" w:w="40"/>
-              <w:right w:type="dxa" w:w="80"/>
-            </w:tcMar>
-          </w:tcPr>
-          <w:p>
-            <w:r>
-              <w:rPr>
-                <w:b w:val="false"/>
-                <w:bCs w:val="false"/>
-                <w:color w:val="000000"/>
-                <w:sz w:val="19"/>
-                <w:szCs w:val="19"/>
-              </w:rPr>
-              <w:t xml:space="preserve">설계를 모델에 위임, 후처리 최소(모델의 레이아웃 선택 존중)</w:t>
+              <w:t xml:space="preserve">Groq 70B, OpenAI GPT, Claude</w:t>
+            </w:r>
+          </w:p>
+        </w:tc>
+        <w:tc>
+          <w:tcPr>
+            <w:tcW w:type="dxa" w:w="100"/>
+            <w:tcMar>
+              <w:top w:type="dxa" w:w="40"/>
+              <w:left w:type="dxa" w:w="80"/>
+              <w:bottom w:type="dxa" w:w="40"/>
+              <w:right w:type="dxa" w:w="80"/>
+            </w:tcMar>
+          </w:tcPr>
+          <w:p>
+            <w:r>
+              <w:rPr>
+                <w:b w:val="false"/>
+                <w:bCs w:val="false"/>
+                <w:color w:val="000000"/>
+                <w:sz w:val="19"/>
+                <w:szCs w:val="19"/>
+              </w:rPr>
+              <w:t xml:space="preserve">설계를 모델에 맡기고 후처리는 형식 검증 수준만 한다. pptxgenjs 코드를 직접 생성해 실행한다.</w:t>
             </w:r>
           </w:p>
         </w:tc>
@@ -1229,70 +1093,20 @@
         <w:spacing w:after="40"/>
       </w:pPr>
       <w:r>
-        <w:t xml:space="preserve">자동 선택: 비로컬 + </w:t>
-      </w:r>
-      <w:r>
-        <w:rPr>
-          <w:rFonts w:ascii="Consolas" w:cs="Consolas" w:eastAsia="Consolas" w:hAnsi="Consolas"/>
-          <w:color w:val="0038A3"/>
-        </w:rPr>
-        <w:t xml:space="preserve">gpt-*</w:t>
-      </w:r>
-      <w:r>
-        <w:t xml:space="preserve">/</w:t>
-      </w:r>
-      <w:r>
-        <w:rPr>
-          <w:rFonts w:ascii="Consolas" w:cs="Consolas" w:eastAsia="Consolas" w:hAnsi="Consolas"/>
-          <w:color w:val="0038A3"/>
-        </w:rPr>
-        <w:t xml:space="preserve">claude-*</w:t>
-      </w:r>
-      <w:r>
-        <w:t xml:space="preserve"> → freeform, 아니면 template. 수동: </w:t>
-      </w:r>
-      <w:r>
-        <w:rPr>
-          <w:rFonts w:ascii="Consolas" w:cs="Consolas" w:eastAsia="Consolas" w:hAnsi="Consolas"/>
-          <w:color w:val="0038A3"/>
-        </w:rPr>
-        <w:t xml:space="preserve">.env</w:t>
-      </w:r>
-      <w:r>
-        <w:t xml:space="preserve">의 </w:t>
-      </w:r>
-      <w:r>
-        <w:rPr>
-          <w:rFonts w:ascii="Consolas" w:cs="Consolas" w:eastAsia="Consolas" w:hAnsi="Consolas"/>
-          <w:color w:val="0038A3"/>
-        </w:rPr>
-        <w:t xml:space="preserve">PPT_DESIGN_MODE=auto|template|freeform</w:t>
-      </w:r>
-      <w:r>
-        <w:t xml:space="preserve">.</w:t>
-      </w:r>
-    </w:p>
-    <w:p>
-      <w:pPr>
-        <w:pStyle w:val="ListParagraph"/>
-        <w:numPr>
-          <w:ilvl w:val="0"/>
-          <w:numId w:val="1"/>
-        </w:numPr>
-        <w:spacing w:after="40"/>
-      </w:pPr>
-      <w:r>
-        <w:t xml:space="preserve">두 방침 모두 렌더는 결정적(</w:t>
-      </w:r>
-      <w:r>
-        <w:rPr>
-          <w:rFonts w:ascii="Consolas" w:cs="Consolas" w:eastAsia="Consolas" w:hAnsi="Consolas"/>
-          <w:color w:val="0038A3"/>
-        </w:rPr>
-        <w:t xml:space="preserve">render_deck.js</w:t>
-      </w:r>
-      <w:r>
-        <w:t xml:space="preserve">)이라 코드 실행 위험 없음. 로드맵: freeform을 ‘모델이 pptxgenjs 직접 생성 → 검증 후 렌더’까지 확장하면 최상급 자유설계 가능.</w:t>
+        <w:t xml:space="preserve">자동 선택 기준은 프로바이더와 모델 이름이다. Groq나 OpenAI를 쓰거나 70B, 32B급 모델이면 freeform, 로컬 소형 모델이면 template을 쓴다. .env의 PPT_DESIGN_MODE에 auto, template, freeform 중 하나를 적어 직접 지정할 수도 있다.</w:t>
+      </w:r>
+    </w:p>
+    <w:p>
+      <w:pPr>
+        <w:pStyle w:val="ListParagraph"/>
+        <w:numPr>
+          <w:ilvl w:val="0"/>
+          <w:numId w:val="1"/>
+        </w:numPr>
+        <w:spacing w:after="40"/>
+      </w:pPr>
+      <w:r>
+        <w:t xml:space="preserve">template 방침에서는 렌더가 render_deck.js로 고정되어 있어 모델이 만든 코드를 실행하지 않는다. freeform 방침에서는 freeform_engine.py가 모델이 만든 pptxgenjs 코드를 node로 실행하고, 실패하면 기존 렌더러로 폴백한다.</w:t>
       </w:r>
     </w:p>
     <w:p>
@@ -1323,96 +1137,33 @@
           <w:rFonts w:ascii="Consolas" w:cs="Consolas" w:eastAsia="Consolas" w:hAnsi="Consolas"/>
           <w:color w:val="0038A3"/>
         </w:rPr>
-        <w:t xml:space="preserve">.env</w:t>
-      </w:r>
-      <w:r>
-        <w:t xml:space="preserve">(gitignore됨)에서 </w:t>
-      </w:r>
-      <w:r>
-        <w:rPr>
-          <w:rFonts w:ascii="Consolas" w:cs="Consolas" w:eastAsia="Consolas" w:hAnsi="Consolas"/>
-          <w:color w:val="0038A3"/>
-        </w:rPr>
-        <w:t xml:space="preserve">OPENAI_BASE_URL</w:t>
-      </w:r>
-      <w:r>
-        <w:t xml:space="preserve"> / </w:t>
-      </w:r>
-      <w:r>
-        <w:rPr>
-          <w:rFonts w:ascii="Consolas" w:cs="Consolas" w:eastAsia="Consolas" w:hAnsi="Consolas"/>
-          <w:color w:val="0038A3"/>
-        </w:rPr>
-        <w:t xml:space="preserve">OPENAI_MODEL</w:t>
-      </w:r>
-      <w:r>
-        <w:t xml:space="preserve"> / </w:t>
-      </w:r>
-      <w:r>
-        <w:rPr>
-          <w:rFonts w:ascii="Consolas" w:cs="Consolas" w:eastAsia="Consolas" w:hAnsi="Consolas"/>
-          <w:color w:val="0038A3"/>
-        </w:rPr>
-        <w:t xml:space="preserve">OPENAI_API_KEY</w:t>
-      </w:r>
-      <w:r>
-        <w:t xml:space="preserve"> 스왑. 데모=로컬 Ollama(</w:t>
-      </w:r>
-      <w:r>
-        <w:rPr>
-          <w:rFonts w:ascii="Consolas" w:cs="Consolas" w:eastAsia="Consolas" w:hAnsi="Consolas"/>
-          <w:color w:val="0038A3"/>
-        </w:rPr>
-        <w:t xml:space="preserve">http://localhost:11434/v1</w:t>
-      </w:r>
-      <w:r>
-        <w:t xml:space="preserve">, qwen2.5 7b/3b).</w:t>
-      </w:r>
-    </w:p>
-    <w:p>
-      <w:pPr>
-        <w:pStyle w:val="ListParagraph"/>
-        <w:numPr>
-          <w:ilvl w:val="0"/>
-          <w:numId w:val="1"/>
-        </w:numPr>
-        <w:spacing w:after="40"/>
-      </w:pPr>
-      <w:r>
-        <w:t xml:space="preserve">실배포: 회사 GPT로 URL·모델만 교체 → 품질·속도↑ (코드 변경 0).</w:t>
-      </w:r>
-    </w:p>
-    <w:p>
-      <w:pPr>
-        <w:pStyle w:val="ListParagraph"/>
-        <w:numPr>
-          <w:ilvl w:val="0"/>
-          <w:numId w:val="1"/>
-        </w:numPr>
-        <w:spacing w:after="40"/>
-      </w:pPr>
-      <w:r>
-        <w:t xml:space="preserve">이미지: </w:t>
-      </w:r>
-      <w:r>
-        <w:rPr>
-          <w:rFonts w:ascii="Consolas" w:cs="Consolas" w:eastAsia="Consolas" w:hAnsi="Consolas"/>
-          <w:color w:val="0038A3"/>
-        </w:rPr>
-        <w:t xml:space="preserve">PEXELS_API_KEY</w:t>
-      </w:r>
-      <w:r>
-        <w:t xml:space="preserve">(있으면 우선) → 없으면 Openverse(키 불필요·CC) 폴백. </w:t>
-      </w:r>
-      <w:r>
-        <w:rPr>
-          <w:rFonts w:ascii="Consolas" w:cs="Consolas" w:eastAsia="Consolas" w:hAnsi="Consolas"/>
-          <w:color w:val="0038A3"/>
-        </w:rPr>
-        <w:t xml:space="preserve">image_search.py</w:t>
-      </w:r>
-      <w:r>
-        <w:t xml:space="preserve">. 검색어는 영어 키워드로 뽑음(관련도↑).</w:t>
+        <w:t xml:space="preserve">Groq, Ollama, OpenAI 세 백엔드를 하나의 팩토리로 통합했다(src/common/llm_client.py). .env의 LLM_PROVIDER로 고르거나, GROQ_API_KEY가 있으면 Groq로 자동 감지한다.</w:t>
+      </w:r>
+    </w:p>
+    <w:p>
+      <w:pPr>
+        <w:pStyle w:val="ListParagraph"/>
+        <w:numPr>
+          <w:ilvl w:val="0"/>
+          <w:numId w:val="1"/>
+        </w:numPr>
+        <w:spacing w:after="40"/>
+      </w:pPr>
+      <w:r>
+        <w:t xml:space="preserve">Groq는 llama-3.3-70b-versatile이 기본이고 qwen-2.5-coder-32b, deepseek-r1도 쓸 수 있다. 로컬은 Ollama의 qwen2.5 7b/3b를 쓴다. 사이드바에서 프로바이더와 모델을 바꿀 수 있다.</w:t>
+      </w:r>
+    </w:p>
+    <w:p>
+      <w:pPr>
+        <w:pStyle w:val="ListParagraph"/>
+        <w:numPr>
+          <w:ilvl w:val="0"/>
+          <w:numId w:val="1"/>
+        </w:numPr>
+        <w:spacing w:after="40"/>
+      </w:pPr>
+      <w:r>
+        <w:t xml:space="preserve">이미지 검색은 PEXELS_API_KEY가 있으면 Pexels를, 없으면 키가 필요 없는 Openverse를 쓴다(image_search.py). 검색어는 영어 키워드로 뽑는다.</w:t>
       </w:r>
     </w:p>
     <w:p>
@@ -1425,14 +1176,7 @@
           <w:bCs/>
           <w:color w:val="C0392B"/>
         </w:rPr>
-        <w:t xml:space="preserve">⚠️ </w:t>
-      </w:r>
-      <w:r>
-        <w:rPr>
-          <w:b/>
-          <w:bCs/>
-        </w:rPr>
-        <w:t xml:space="preserve">.env에 실제 API 키가 있으니 절대 출력·커밋 금지(gitignore 확인).</w:t>
+        <w:t xml:space="preserve">.env에는 실제 API 키가 들어 있다. 출력하거나 커밋하지 않도록 .gitignore를 확인할 것.</w:t>
       </w:r>
     </w:p>
     <w:p>
@@ -1459,60 +1203,33 @@
         <w:spacing w:after="40"/>
       </w:pPr>
       <w:r>
-        <w:t xml:space="preserve">Python 3.11: pywebview 6.2.1, openai 2.x, openpyxl, pandas, python-pptx, Pillow(+pillow-heif/avif-plugin), reportlab, vtracer, rembg[cpu], requests, python-dotenv</w:t>
-      </w:r>
-    </w:p>
-    <w:p>
-      <w:pPr>
-        <w:pStyle w:val="ListParagraph"/>
-        <w:numPr>
-          <w:ilvl w:val="0"/>
-          <w:numId w:val="1"/>
-        </w:numPr>
-        <w:spacing w:after="40"/>
-      </w:pPr>
-      <w:r>
-        <w:t xml:space="preserve">Node: pptxgenjs, @resvg/resvg-js</w:t>
-      </w:r>
-    </w:p>
-    <w:p>
-      <w:pPr>
-        <w:pStyle w:val="ListParagraph"/>
-        <w:numPr>
-          <w:ilvl w:val="0"/>
-          <w:numId w:val="1"/>
-        </w:numPr>
-        <w:spacing w:after="40"/>
-      </w:pPr>
-      <w:r>
-        <w:t xml:space="preserve">에셋: </w:t>
-      </w:r>
-      <w:r>
-        <w:rPr>
-          <w:rFonts w:ascii="Consolas" w:cs="Consolas" w:eastAsia="Consolas" w:hAnsi="Consolas"/>
-          <w:color w:val="0038A3"/>
-        </w:rPr>
-        <w:t xml:space="preserve">ppt-skill/assets/</w:t>
-      </w:r>
-      <w:r>
-        <w:t xml:space="preserve">(로고·배경), 스킬 가이드 </w:t>
-      </w:r>
-      <w:r>
-        <w:rPr>
-          <w:rFonts w:ascii="Consolas" w:cs="Consolas" w:eastAsia="Consolas" w:hAnsi="Consolas"/>
-          <w:color w:val="0038A3"/>
-        </w:rPr>
-        <w:t xml:space="preserve">ppt-skill/*.md</w:t>
-      </w:r>
-      <w:r>
-        <w:t xml:space="preserve">, 테마 스키마 </w:t>
-      </w:r>
-      <w:r>
-        <w:rPr>
-          <w:rFonts w:ascii="Consolas" w:cs="Consolas" w:eastAsia="Consolas" w:hAnsi="Consolas"/>
-          <w:color w:val="0038A3"/>
-        </w:rPr>
-        <w:t xml:space="preserve">THEME_AUTHORING.md</w:t>
+        <w:t xml:space="preserve">Python 3.11: pywebview 6.2.1, openai 2.x, openpyxl, pandas, python-pptx, Pillow(+pillow-heif, pillow-avif-plugin), reportlab, vtracer, rembg[cpu], opencv-python, numpy, scikit-image, requests, python-dotenv</w:t>
+      </w:r>
+    </w:p>
+    <w:p>
+      <w:pPr>
+        <w:pStyle w:val="ListParagraph"/>
+        <w:numPr>
+          <w:ilvl w:val="0"/>
+          <w:numId w:val="1"/>
+        </w:numPr>
+        <w:spacing w:after="40"/>
+      </w:pPr>
+      <w:r>
+        <w:t xml:space="preserve">Node: pptxgenjs, @resvg/resvg-js(PPT 렌더와 SVG 품질 채점에 함께 쓴다), docx</w:t>
+      </w:r>
+    </w:p>
+    <w:p>
+      <w:pPr>
+        <w:pStyle w:val="ListParagraph"/>
+        <w:numPr>
+          <w:ilvl w:val="0"/>
+          <w:numId w:val="1"/>
+        </w:numPr>
+        <w:spacing w:after="40"/>
+      </w:pPr>
+      <w:r>
+        <w:t xml:space="preserve">에셋: ppt-skill/assets/(로고, 배경), 스킬 가이드 ppt-skill/*.md, 테마 스키마 THEME_AUTHORING.md</w:t>
       </w:r>
     </w:p>
     <w:p>
@@ -1539,83 +1256,33 @@
         <w:spacing w:after="40"/>
       </w:pPr>
       <w:r>
-        <w:t xml:space="preserve">GitHub: </w:t>
-      </w:r>
-      <w:r>
-        <w:rPr>
-          <w:rFonts w:ascii="Consolas" w:cs="Consolas" w:eastAsia="Consolas" w:hAnsi="Consolas"/>
-          <w:color w:val="0038A3"/>
-        </w:rPr>
-        <w:t xml:space="preserve">github.com/GaMaius/GambaLabs</w:t>
-      </w:r>
-      <w:r>
-        <w:t xml:space="preserve"> (branch main). 로컬 repo 루트는 </w:t>
-      </w:r>
-      <w:r>
-        <w:rPr>
-          <w:rFonts w:ascii="Consolas" w:cs="Consolas" w:eastAsia="Consolas" w:hAnsi="Consolas"/>
-          <w:color w:val="0038A3"/>
-        </w:rPr>
-        <w:t xml:space="preserve">Desktop/test</w:t>
-      </w:r>
-      <w:r>
-        <w:t xml:space="preserve"> 폴더(추후 </w:t>
-      </w:r>
-      <w:r>
-        <w:rPr>
-          <w:rFonts w:ascii="Consolas" w:cs="Consolas" w:eastAsia="Consolas" w:hAnsi="Consolas"/>
-          <w:color w:val="0038A3"/>
-        </w:rPr>
-        <w:t xml:space="preserve">GambaLabs</w:t>
-      </w:r>
-      <w:r>
-        <w:t xml:space="preserve">로 리네임 예정 — git·run_app.bat(</w:t>
-      </w:r>
-      <w:r>
-        <w:rPr>
-          <w:rFonts w:ascii="Consolas" w:cs="Consolas" w:eastAsia="Consolas" w:hAnsi="Consolas"/>
-          <w:color w:val="0038A3"/>
-        </w:rPr>
-        <w:t xml:space="preserve">%~dp0</w:t>
-      </w:r>
-      <w:r>
-        <w:t xml:space="preserve">)은 리네임돼도 작동).</w:t>
-      </w:r>
-    </w:p>
-    <w:p>
-      <w:pPr>
-        <w:pStyle w:val="ListParagraph"/>
-        <w:numPr>
-          <w:ilvl w:val="0"/>
-          <w:numId w:val="1"/>
-        </w:numPr>
-        <w:spacing w:after="40"/>
-      </w:pPr>
-      <w:r>
-        <w:t xml:space="preserve">규칙: 작업 하나 끝날 때마다 커밋+푸시(비밀 제외 확인 후).</w:t>
-      </w:r>
-    </w:p>
-    <w:p>
-      <w:pPr>
-        <w:pStyle w:val="ListParagraph"/>
-        <w:numPr>
-          <w:ilvl w:val="0"/>
-          <w:numId w:val="1"/>
-        </w:numPr>
-        <w:spacing w:after="40"/>
-      </w:pPr>
-      <w:r>
-        <w:t xml:space="preserve">배포 로드맵: PyInstaller </w:t>
-      </w:r>
-      <w:r>
-        <w:rPr>
-          <w:rFonts w:ascii="Consolas" w:cs="Consolas" w:eastAsia="Consolas" w:hAnsi="Consolas"/>
-          <w:color w:val="0038A3"/>
-        </w:rPr>
-        <w:t xml:space="preserve">.exe</w:t>
-      </w:r>
-      <w:r>
-        <w:t xml:space="preserve"> 패키징 → 사내 배포. 실LLM은 사내 GPU/GPT 서버.</w:t>
+        <w:t xml:space="preserve">GitHub: github.com/GaMaius/GambaLabs (branch main). 로컬 저장소 루트는 Desktop/test 폴더다. 나중에 GambaLabs로 이름을 바꿔도 git과 run_app.bat(%~dp0)은 그대로 동작한다.</w:t>
+      </w:r>
+    </w:p>
+    <w:p>
+      <w:pPr>
+        <w:pStyle w:val="ListParagraph"/>
+        <w:numPr>
+          <w:ilvl w:val="0"/>
+          <w:numId w:val="1"/>
+        </w:numPr>
+        <w:spacing w:after="40"/>
+      </w:pPr>
+      <w:r>
+        <w:t xml:space="preserve">작업 하나가 끝날 때마다 커밋하고 푸시한다. 비밀 값이 섞이지 않았는지 확인한 뒤에 한다.</w:t>
+      </w:r>
+    </w:p>
+    <w:p>
+      <w:pPr>
+        <w:pStyle w:val="ListParagraph"/>
+        <w:numPr>
+          <w:ilvl w:val="0"/>
+          <w:numId w:val="1"/>
+        </w:numPr>
+        <w:spacing w:after="40"/>
+      </w:pPr>
+      <w:r>
+        <w:t xml:space="preserve">배포는 PyInstaller로 .exe를 만들어 사내에 돌리는 방향이다. 실제 LLM은 사내 GPU 또는 GPT 서버를 쓴다.</w:t>
       </w:r>
     </w:p>
     <w:p>
@@ -1642,56 +1309,59 @@
         <w:spacing w:after="40"/>
       </w:pPr>
       <w:r>
-        <w:t xml:space="preserve">pywebview: 창은 </w:t>
-      </w:r>
-      <w:r>
-        <w:rPr>
-          <w:rFonts w:ascii="Consolas" w:cs="Consolas" w:eastAsia="Consolas" w:hAnsi="Consolas"/>
-          <w:color w:val="0038A3"/>
-        </w:rPr>
-        <w:t xml:space="preserve">self._window</w:t>
-      </w:r>
-      <w:r>
-        <w:t xml:space="preserve">(밑줄) 필수(무한 재귀 방지). WebView2 COM 로그는 무해(억제됨).</w:t>
-      </w:r>
-    </w:p>
-    <w:p>
-      <w:pPr>
-        <w:pStyle w:val="ListParagraph"/>
-        <w:numPr>
-          <w:ilvl w:val="0"/>
-          <w:numId w:val="1"/>
-        </w:numPr>
-        <w:spacing w:after="40"/>
-      </w:pPr>
-      <w:r>
-        <w:t xml:space="preserve">로컬 모델 천장: 7b는 metrics/compare 설계 가능(느림 ~5분), 3b는 예시 없는 새 입력에서 붕괴(→규칙 폴백). 최상급 품질은 회사 GPT 필요.</w:t>
-      </w:r>
-    </w:p>
-    <w:p>
-      <w:pPr>
-        <w:pStyle w:val="ListParagraph"/>
-        <w:numPr>
-          <w:ilvl w:val="0"/>
-          <w:numId w:val="1"/>
-        </w:numPr>
-        <w:spacing w:after="40"/>
-      </w:pPr>
-      <w:r>
-        <w:t xml:space="preserve">벡터화: 사진은 근사·대용량이 원리적 한계. 화질↔용량은 반비례.</w:t>
-      </w:r>
-    </w:p>
-    <w:p>
-      <w:pPr>
-        <w:pStyle w:val="ListParagraph"/>
-        <w:numPr>
-          <w:ilvl w:val="0"/>
-          <w:numId w:val="1"/>
-        </w:numPr>
-        <w:spacing w:after="40"/>
-      </w:pPr>
-      <w:r>
-        <w:t xml:space="preserve">시각 QA: 개발 환경에 LibreOffice 미설치 → 덱을 이미지로 확인 불가, 실제 PowerPoint 확인에 의존. 구조는 python-pptx로 검증.</w:t>
+        <w:t xml:space="preserve">pywebview: 창은 self._window처럼 밑줄 이름으로 붙여야 무한 재귀를 피한다. WebView2 COM 로그는 무해해서 억제해 두었다.</w:t>
+      </w:r>
+    </w:p>
+    <w:p>
+      <w:pPr>
+        <w:pStyle w:val="ListParagraph"/>
+        <w:numPr>
+          <w:ilvl w:val="0"/>
+          <w:numId w:val="1"/>
+        </w:numPr>
+        <w:spacing w:after="40"/>
+      </w:pPr>
+      <w:r>
+        <w:t xml:space="preserve">로컬 모델 천장: 7b는 metrics, compare 설계까지 가능하지만 5분쯤 걸리고, 3b는 예시 없는 새 입력에서 무너져 규칙 폴백으로 떨어진다. 목표 수준의 품질은 회사 GPT가 있어야 한다.</w:t>
+      </w:r>
+    </w:p>
+    <w:p>
+      <w:pPr>
+        <w:pStyle w:val="ListParagraph"/>
+        <w:numPr>
+          <w:ilvl w:val="0"/>
+          <w:numId w:val="1"/>
+        </w:numPr>
+        <w:spacing w:after="40"/>
+      </w:pPr>
+      <w:r>
+        <w:t xml:space="preserve">SVG 변환: 사진은 벡터로 바꿔도 원본만 못하고 용량은 오히려 커진다. 화질을 올리면 용량이 늘어난다.</w:t>
+      </w:r>
+    </w:p>
+    <w:p>
+      <w:pPr>
+        <w:pStyle w:val="ListParagraph"/>
+        <w:numPr>
+          <w:ilvl w:val="0"/>
+          <w:numId w:val="1"/>
+        </w:numPr>
+        <w:spacing w:after="40"/>
+      </w:pPr>
+      <w:r>
+        <w:t xml:space="preserve">시각 QA: 개발 환경에 LibreOffice가 없어 덱을 이미지로 확인하지 못하고 실제 PowerPoint 확인에 의존한다. 구조는 python-pptx로 검증한다.</w:t>
+      </w:r>
+    </w:p>
+    <w:p>
+      <w:pPr>
+        <w:pStyle w:val="ListParagraph"/>
+        <w:numPr>
+          <w:ilvl w:val="0"/>
+          <w:numId w:val="1"/>
+        </w:numPr>
+        <w:spacing w:after="40"/>
+      </w:pPr>
+      <w:r>
+        <w:t xml:space="preserve">SVG 변환 UI는 브라우저에서 API를 스텁으로 대체해 검증했다. 실제 pywebview 창에서의 클릭 테스트는 아직 하지 않았다.</w:t>
       </w:r>
     </w:p>
     <w:p>
@@ -1713,69 +1383,59 @@
         <w:spacing w:after="90"/>
       </w:pPr>
       <w:r>
-        <w:t xml:space="preserve">상세는 </w:t>
-      </w:r>
-      <w:r>
-        <w:rPr>
-          <w:rFonts w:ascii="Consolas" w:cs="Consolas" w:eastAsia="Consolas" w:hAnsi="Consolas"/>
-          <w:color w:val="0038A3"/>
-        </w:rPr>
-        <w:t xml:space="preserve">IMPROVEMENTS.md</w:t>
-      </w:r>
-      <w:r>
-        <w:t xml:space="preserve"> 참고.</w:t>
-      </w:r>
-    </w:p>
-    <w:p>
-      <w:pPr>
-        <w:pStyle w:val="ListParagraph"/>
-        <w:numPr>
-          <w:ilvl w:val="0"/>
-          <w:numId w:val="1"/>
-        </w:numPr>
-        <w:spacing w:after="40"/>
-      </w:pPr>
-      <w:r>
-        <w:t xml:space="preserve">1) 첫 사용자 온보딩(사용법 진입장벽) — pptx-making-guide 질문 항목을 UI 선택 항목으로 노출</w:t>
-      </w:r>
-    </w:p>
-    <w:p>
-      <w:pPr>
-        <w:pStyle w:val="ListParagraph"/>
-        <w:numPr>
-          <w:ilvl w:val="0"/>
-          <w:numId w:val="1"/>
-        </w:numPr>
-        <w:spacing w:after="40"/>
-      </w:pPr>
-      <w:r>
-        <w:t xml:space="preserve">2) 편집 UX — floating 오버레이 또는 PPT 임베드 편집(방식 결정 필요)</w:t>
-      </w:r>
-    </w:p>
-    <w:p>
-      <w:pPr>
-        <w:pStyle w:val="ListParagraph"/>
-        <w:numPr>
-          <w:ilvl w:val="0"/>
-          <w:numId w:val="1"/>
-        </w:numPr>
-        <w:spacing w:after="40"/>
-      </w:pPr>
-      <w:r>
-        <w:t xml:space="preserve">3) 인수인계 문서(본 문서) — 완료</w:t>
-      </w:r>
-    </w:p>
-    <w:p>
-      <w:pPr>
-        <w:pStyle w:val="ListParagraph"/>
-        <w:numPr>
-          <w:ilvl w:val="0"/>
-          <w:numId w:val="1"/>
-        </w:numPr>
-        <w:spacing w:after="40"/>
-      </w:pPr>
-      <w:r>
-        <w:t xml:space="preserve">기타: 7b 설계 실수 완화, 팀장님 보고서에 벤치마크 반영, PyInstaller 패키징, Word(docx) 탭</w:t>
+        <w:t xml:space="preserve">상세는 IMPROVEMENTS.md와 VECTOR_TODO.md 참고.</w:t>
+      </w:r>
+    </w:p>
+    <w:p>
+      <w:pPr>
+        <w:pStyle w:val="ListParagraph"/>
+        <w:numPr>
+          <w:ilvl w:val="0"/>
+          <w:numId w:val="1"/>
+        </w:numPr>
+        <w:spacing w:after="40"/>
+      </w:pPr>
+      <w:r>
+        <w:t xml:space="preserve">SVG 변환: 실제 pywebview 창에서 중지 버튼과 미리보기 동작 확인</w:t>
+      </w:r>
+    </w:p>
+    <w:p>
+      <w:pPr>
+        <w:pStyle w:val="ListParagraph"/>
+        <w:numPr>
+          <w:ilvl w:val="0"/>
+          <w:numId w:val="1"/>
+        </w:numPr>
+        <w:spacing w:after="40"/>
+      </w:pPr>
+      <w:r>
+        <w:t xml:space="preserve">SVG 변환: 컬러 도식 SVG 용량 감소(같은 색 인접 경로 병합)</w:t>
+      </w:r>
+    </w:p>
+    <w:p>
+      <w:pPr>
+        <w:pStyle w:val="ListParagraph"/>
+        <w:numPr>
+          <w:ilvl w:val="0"/>
+          <w:numId w:val="1"/>
+        </w:numPr>
+        <w:spacing w:after="40"/>
+      </w:pPr>
+      <w:r>
+        <w:t xml:space="preserve">PPT: 7b 모델의 설계 실수 완화, 회사 GPT 연동 후 freeform 실검증</w:t>
+      </w:r>
+    </w:p>
+    <w:p>
+      <w:pPr>
+        <w:pStyle w:val="ListParagraph"/>
+        <w:numPr>
+          <w:ilvl w:val="0"/>
+          <w:numId w:val="1"/>
+        </w:numPr>
+        <w:spacing w:after="40"/>
+      </w:pPr>
+      <w:r>
+        <w:t xml:space="preserve">배포: PyInstaller .exe 패키징, 신규 Word(docx) 탭</w:t>
       </w:r>
     </w:p>
     <w:p>
@@ -1789,7 +1449,7 @@
           <w:bCs/>
           <w:color w:val="123979"/>
         </w:rPr>
-        <w:t xml:space="preserve">10. 파일 · 모듈 맵</w:t>
+        <w:t xml:space="preserve">10. 파일과 모듈 맵</w:t>
       </w:r>
     </w:p>
     <w:tbl>
@@ -1949,7 +1609,7 @@
                 <w:sz w:val="19"/>
                 <w:szCs w:val="19"/>
               </w:rPr>
-              <w:t xml:space="preserve">JS↔Python 브리지(모든 기능의 엔드포인트) + 벡터 변환</w:t>
+              <w:t xml:space="preserve">JS와 Python을 잇는 브리지. 모든 기능의 엔드포인트</w:t>
             </w:r>
           </w:p>
         </w:tc>
@@ -1997,7 +1657,7 @@
                 <w:sz w:val="19"/>
                 <w:szCs w:val="19"/>
               </w:rPr>
-              <w:t xml:space="preserve">index.html · app.js · style.css (UI)</w:t>
+              <w:t xml:space="preserve">index.html, app.js, style.css</w:t>
             </w:r>
           </w:p>
         </w:tc>
@@ -2045,7 +1705,7 @@
                 <w:sz w:val="19"/>
                 <w:szCs w:val="19"/>
               </w:rPr>
-              <w:t xml:space="preserve">pptxgenjs 렌더러(테마·레이아웃·자동 글자크기)</w:t>
+              <w:t xml:space="preserve">pptxgenjs 렌더러(테마, 레이아웃, 자동 글자크기)</w:t>
             </w:r>
           </w:p>
         </w:tc>
@@ -2070,30 +1730,30 @@
                 <w:sz w:val="19"/>
                 <w:szCs w:val="19"/>
               </w:rPr>
-              <w:t xml:space="preserve">app/ppt/*.py</w:t>
-            </w:r>
-          </w:p>
-        </w:tc>
-        <w:tc>
-          <w:tcPr>
-            <w:tcW w:type="dxa" w:w="100"/>
-            <w:tcMar>
-              <w:top w:type="dxa" w:w="40"/>
-              <w:left w:type="dxa" w:w="80"/>
-              <w:bottom w:type="dxa" w:w="40"/>
-              <w:right w:type="dxa" w:w="80"/>
-            </w:tcMar>
-          </w:tcPr>
-          <w:p>
-            <w:r>
-              <w:rPr>
-                <w:b w:val="false"/>
-                <w:bCs w:val="false"/>
-                <w:color w:val="000000"/>
-                <w:sz w:val="19"/>
-                <w:szCs w:val="19"/>
-              </w:rPr>
-              <w:t xml:space="preserve">ppt_engine·spec_engine·pptx_import·agent_chat·thememgr·image_search·gradient·design_policy</w:t>
+              <w:t xml:space="preserve">app/ppt/freeform_engine.py</w:t>
+            </w:r>
+          </w:p>
+        </w:tc>
+        <w:tc>
+          <w:tcPr>
+            <w:tcW w:type="dxa" w:w="100"/>
+            <w:tcMar>
+              <w:top w:type="dxa" w:w="40"/>
+              <w:left w:type="dxa" w:w="80"/>
+              <w:bottom w:type="dxa" w:w="40"/>
+              <w:right w:type="dxa" w:w="80"/>
+            </w:tcMar>
+          </w:tcPr>
+          <w:p>
+            <w:r>
+              <w:rPr>
+                <w:b w:val="false"/>
+                <w:bCs w:val="false"/>
+                <w:color w:val="000000"/>
+                <w:sz w:val="19"/>
+                <w:szCs w:val="19"/>
+              </w:rPr>
+              <w:t xml:space="preserve">강한 모델이 만든 pptxgenjs 코드를 실행해 덱 생성</w:t>
             </w:r>
           </w:p>
         </w:tc>
@@ -2118,30 +1778,30 @@
                 <w:sz w:val="19"/>
                 <w:szCs w:val="19"/>
               </w:rPr>
-              <w:t xml:space="preserve">src/excel/</w:t>
-            </w:r>
-          </w:p>
-        </w:tc>
-        <w:tc>
-          <w:tcPr>
-            <w:tcW w:type="dxa" w:w="100"/>
-            <w:tcMar>
-              <w:top w:type="dxa" w:w="40"/>
-              <w:left w:type="dxa" w:w="80"/>
-              <w:bottom w:type="dxa" w:w="40"/>
-              <w:right w:type="dxa" w:w="80"/>
-            </w:tcMar>
-          </w:tcPr>
-          <w:p>
-            <w:r>
-              <w:rPr>
-                <w:b w:val="false"/>
-                <w:bCs w:val="false"/>
-                <w:color w:val="000000"/>
-                <w:sz w:val="19"/>
-                <w:szCs w:val="19"/>
-              </w:rPr>
-              <w:t xml:space="preserve">llm_extractor·excel_updater·experiment_logger·excel_analysis</w:t>
+              <w:t xml:space="preserve">app/ppt/*.py</w:t>
+            </w:r>
+          </w:p>
+        </w:tc>
+        <w:tc>
+          <w:tcPr>
+            <w:tcW w:type="dxa" w:w="100"/>
+            <w:tcMar>
+              <w:top w:type="dxa" w:w="40"/>
+              <w:left w:type="dxa" w:w="80"/>
+              <w:bottom w:type="dxa" w:w="40"/>
+              <w:right w:type="dxa" w:w="80"/>
+            </w:tcMar>
+          </w:tcPr>
+          <w:p>
+            <w:r>
+              <w:rPr>
+                <w:b w:val="false"/>
+                <w:bCs w:val="false"/>
+                <w:color w:val="000000"/>
+                <w:sz w:val="19"/>
+                <w:szCs w:val="19"/>
+              </w:rPr>
+              <w:t xml:space="preserve">ppt_engine, pptx_import, thememgr, image_search, gradient, design_policy</w:t>
             </w:r>
           </w:p>
         </w:tc>
@@ -2166,30 +1826,30 @@
                 <w:sz w:val="19"/>
                 <w:szCs w:val="19"/>
               </w:rPr>
-              <w:t xml:space="preserve">ppt-skill/</w:t>
-            </w:r>
-          </w:p>
-        </w:tc>
-        <w:tc>
-          <w:tcPr>
-            <w:tcW w:type="dxa" w:w="100"/>
-            <w:tcMar>
-              <w:top w:type="dxa" w:w="40"/>
-              <w:left w:type="dxa" w:w="80"/>
-              <w:bottom w:type="dxa" w:w="40"/>
-              <w:right w:type="dxa" w:w="80"/>
-            </w:tcMar>
-          </w:tcPr>
-          <w:p>
-            <w:r>
-              <w:rPr>
-                <w:b w:val="false"/>
-                <w:bCs w:val="false"/>
-                <w:color w:val="000000"/>
-                <w:sz w:val="19"/>
-                <w:szCs w:val="19"/>
-              </w:rPr>
-              <w:t xml:space="preserve">브랜드 에셋·스킬 가이드</w:t>
+              <w:t xml:space="preserve">src/excel/</w:t>
+            </w:r>
+          </w:p>
+        </w:tc>
+        <w:tc>
+          <w:tcPr>
+            <w:tcW w:type="dxa" w:w="100"/>
+            <w:tcMar>
+              <w:top w:type="dxa" w:w="40"/>
+              <w:left w:type="dxa" w:w="80"/>
+              <w:bottom w:type="dxa" w:w="40"/>
+              <w:right w:type="dxa" w:w="80"/>
+            </w:tcMar>
+          </w:tcPr>
+          <w:p>
+            <w:r>
+              <w:rPr>
+                <w:b w:val="false"/>
+                <w:bCs w:val="false"/>
+                <w:color w:val="000000"/>
+                <w:sz w:val="19"/>
+                <w:szCs w:val="19"/>
+              </w:rPr>
+              <w:t xml:space="preserve">experiment_logger, excel_analysis, receipt_engine, llm_extractor, excel_updater</w:t>
             </w:r>
           </w:p>
         </w:tc>
@@ -2214,30 +1874,174 @@
                 <w:sz w:val="19"/>
                 <w:szCs w:val="19"/>
               </w:rPr>
-              <w:t xml:space="preserve">CLAUDE.md / README.md / IMPROVEMENTS.md</w:t>
-            </w:r>
-          </w:p>
-        </w:tc>
-        <w:tc>
-          <w:tcPr>
-            <w:tcW w:type="dxa" w:w="100"/>
-            <w:tcMar>
-              <w:top w:type="dxa" w:w="40"/>
-              <w:left w:type="dxa" w:w="80"/>
-              <w:bottom w:type="dxa" w:w="40"/>
-              <w:right w:type="dxa" w:w="80"/>
-            </w:tcMar>
-          </w:tcPr>
-          <w:p>
-            <w:r>
-              <w:rPr>
-                <w:b w:val="false"/>
-                <w:bCs w:val="false"/>
-                <w:color w:val="000000"/>
-                <w:sz w:val="19"/>
-                <w:szCs w:val="19"/>
-              </w:rPr>
-              <w:t xml:space="preserve">세션 인수인계 · 설명 · 개선 과제</w:t>
+              <w:t xml:space="preserve">src/vector/</w:t>
+            </w:r>
+          </w:p>
+        </w:tc>
+        <w:tc>
+          <w:tcPr>
+            <w:tcW w:type="dxa" w:w="100"/>
+            <w:tcMar>
+              <w:top w:type="dxa" w:w="40"/>
+              <w:left w:type="dxa" w:w="80"/>
+              <w:bottom w:type="dxa" w:w="40"/>
+              <w:right w:type="dxa" w:w="80"/>
+            </w:tcMar>
+          </w:tcPr>
+          <w:p>
+            <w:r>
+              <w:rPr>
+                <w:b w:val="false"/>
+                <w:bCs w:val="false"/>
+                <w:color w:val="000000"/>
+                <w:sz w:val="19"/>
+                <w:szCs w:val="19"/>
+              </w:rPr>
+              <w:t xml:space="preserve">SVG 변환 엔진(vector_autotune, quality, svgmin)</w:t>
+            </w:r>
+          </w:p>
+        </w:tc>
+      </w:tr>
+      <w:tr>
+        <w:tc>
+          <w:tcPr>
+            <w:tcW w:type="dxa" w:w="100"/>
+            <w:tcMar>
+              <w:top w:type="dxa" w:w="40"/>
+              <w:left w:type="dxa" w:w="80"/>
+              <w:bottom w:type="dxa" w:w="40"/>
+              <w:right w:type="dxa" w:w="80"/>
+            </w:tcMar>
+          </w:tcPr>
+          <w:p>
+            <w:r>
+              <w:rPr>
+                <w:b w:val="false"/>
+                <w:bCs w:val="false"/>
+                <w:color w:val="000000"/>
+                <w:sz w:val="19"/>
+                <w:szCs w:val="19"/>
+              </w:rPr>
+              <w:t xml:space="preserve">src/common/llm_client.py</w:t>
+            </w:r>
+          </w:p>
+        </w:tc>
+        <w:tc>
+          <w:tcPr>
+            <w:tcW w:type="dxa" w:w="100"/>
+            <w:tcMar>
+              <w:top w:type="dxa" w:w="40"/>
+              <w:left w:type="dxa" w:w="80"/>
+              <w:bottom w:type="dxa" w:w="40"/>
+              <w:right w:type="dxa" w:w="80"/>
+            </w:tcMar>
+          </w:tcPr>
+          <w:p>
+            <w:r>
+              <w:rPr>
+                <w:b w:val="false"/>
+                <w:bCs w:val="false"/>
+                <w:color w:val="000000"/>
+                <w:sz w:val="19"/>
+                <w:szCs w:val="19"/>
+              </w:rPr>
+              <w:t xml:space="preserve">Groq, Ollama, OpenAI 통합 클라이언트</w:t>
+            </w:r>
+          </w:p>
+        </w:tc>
+      </w:tr>
+      <w:tr>
+        <w:tc>
+          <w:tcPr>
+            <w:tcW w:type="dxa" w:w="100"/>
+            <w:tcMar>
+              <w:top w:type="dxa" w:w="40"/>
+              <w:left w:type="dxa" w:w="80"/>
+              <w:bottom w:type="dxa" w:w="40"/>
+              <w:right w:type="dxa" w:w="80"/>
+            </w:tcMar>
+          </w:tcPr>
+          <w:p>
+            <w:r>
+              <w:rPr>
+                <w:b w:val="false"/>
+                <w:bCs w:val="false"/>
+                <w:color w:val="000000"/>
+                <w:sz w:val="19"/>
+                <w:szCs w:val="19"/>
+              </w:rPr>
+              <w:t xml:space="preserve">ppt-skill/</w:t>
+            </w:r>
+          </w:p>
+        </w:tc>
+        <w:tc>
+          <w:tcPr>
+            <w:tcW w:type="dxa" w:w="100"/>
+            <w:tcMar>
+              <w:top w:type="dxa" w:w="40"/>
+              <w:left w:type="dxa" w:w="80"/>
+              <w:bottom w:type="dxa" w:w="40"/>
+              <w:right w:type="dxa" w:w="80"/>
+            </w:tcMar>
+          </w:tcPr>
+          <w:p>
+            <w:r>
+              <w:rPr>
+                <w:b w:val="false"/>
+                <w:bCs w:val="false"/>
+                <w:color w:val="000000"/>
+                <w:sz w:val="19"/>
+                <w:szCs w:val="19"/>
+              </w:rPr>
+              <w:t xml:space="preserve">브랜드 에셋, 스킬 가이드</w:t>
+            </w:r>
+          </w:p>
+        </w:tc>
+      </w:tr>
+      <w:tr>
+        <w:tc>
+          <w:tcPr>
+            <w:tcW w:type="dxa" w:w="100"/>
+            <w:tcMar>
+              <w:top w:type="dxa" w:w="40"/>
+              <w:left w:type="dxa" w:w="80"/>
+              <w:bottom w:type="dxa" w:w="40"/>
+              <w:right w:type="dxa" w:w="80"/>
+            </w:tcMar>
+          </w:tcPr>
+          <w:p>
+            <w:r>
+              <w:rPr>
+                <w:b w:val="false"/>
+                <w:bCs w:val="false"/>
+                <w:color w:val="000000"/>
+                <w:sz w:val="19"/>
+                <w:szCs w:val="19"/>
+              </w:rPr>
+              <w:t xml:space="preserve">문서</w:t>
+            </w:r>
+          </w:p>
+        </w:tc>
+        <w:tc>
+          <w:tcPr>
+            <w:tcW w:type="dxa" w:w="100"/>
+            <w:tcMar>
+              <w:top w:type="dxa" w:w="40"/>
+              <w:left w:type="dxa" w:w="80"/>
+              <w:bottom w:type="dxa" w:w="40"/>
+              <w:right w:type="dxa" w:w="80"/>
+            </w:tcMar>
+          </w:tcPr>
+          <w:p>
+            <w:r>
+              <w:rPr>
+                <w:b w:val="false"/>
+                <w:bCs w:val="false"/>
+                <w:color w:val="000000"/>
+                <w:sz w:val="19"/>
+                <w:szCs w:val="19"/>
+              </w:rPr>
+              <w:t xml:space="preserve">CLAUDE.md, README.md, IMPROVEMENTS.md, VECTOR_TODO.md</w:t>
             </w:r>
           </w:p>
         </w:tc>
@@ -2248,27 +2052,7 @@
         <w:spacing w:before="160"/>
       </w:pPr>
       <w:r>
-        <w:t xml:space="preserve">문의·이어받기: 본 문서 + </w:t>
-      </w:r>
-      <w:r>
-        <w:rPr>
-          <w:rFonts w:ascii="Consolas" w:cs="Consolas" w:eastAsia="Consolas" w:hAnsi="Consolas"/>
-          <w:color w:val="0038A3"/>
-        </w:rPr>
-        <w:t xml:space="preserve">CLAUDE.md</w:t>
-      </w:r>
-      <w:r>
-        <w:t xml:space="preserve"> + </w:t>
-      </w:r>
-      <w:r>
-        <w:rPr>
-          <w:rFonts w:ascii="Consolas" w:cs="Consolas" w:eastAsia="Consolas" w:hAnsi="Consolas"/>
-          <w:color w:val="0038A3"/>
-        </w:rPr>
-        <w:t xml:space="preserve">README.md</w:t>
-      </w:r>
-      <w:r>
-        <w:t xml:space="preserve">를 함께 읽으면 전체 맥락 파악 가능.</w:t>
+        <w:t xml:space="preserve">이어받을 때는 이 문서와 CLAUDE.md, README.md를 함께 읽으면 된다.</w:t>
       </w:r>
     </w:p>
     <w:sectPr>

--- a/gambalabs-office-automation/인수인계_감바랩스_오피스_AI.docx
+++ b/gambalabs-office-automation/인수인계_감바랩스_오피스_AI.docx
@@ -283,7 +283,7 @@
         <w:spacing w:after="90"/>
       </w:pPr>
       <w:r>
-        <w:t xml:space="preserve">모드마다 슬라이드 플랜(JSON)을 만드는 방법이 다르고, 최종 렌더는 render_deck.js(pptxgenjs)가 맡는다. 강한 모델을 쓸 때는 freeform_engine.py가 pptxgenjs 코드를 직접 만들어 실행한다.</w:t>
+        <w:t xml:space="preserve">모드마다 슬라이드 플랜(JSON)을 만드는 방법이 다르고, 최종 렌더는 render_deck.js(pptxgenjs)가 맡는다. 강한 모델을 쓸 때는 freeform_engine.py가 플랜을 받아 pptxgenjs 코드를 직접 쓰고, 그 코드를 실행해 만든 덱을 deck_lint.py로 검사한 뒤 결함을 지적해 다시 쓰게 한다(최대 3회). 끝까지 통과하지 못하면 template 경로로 폴백한다. 자세한 동작은 4장을 참고.</w:t>
       </w:r>
     </w:p>
     <w:tbl>
@@ -1077,7 +1077,7 @@
                 <w:sz w:val="19"/>
                 <w:szCs w:val="19"/>
               </w:rPr>
-              <w:t xml:space="preserve">설계를 모델에 맡기고 후처리는 형식 검증 수준만 한다. pptxgenjs 코드를 직접 생성해 실행한다.</w:t>
+              <w:t xml:space="preserve">설계를 모델에 맡기고 후처리는 형식 검증 수준만 한다. pptxgenjs 코드를 직접 생성·실행하고, 생성된 덱을 검사해 결함이 있으면 고쳐 쓰게 한다.</w:t>
             </w:r>
           </w:p>
         </w:tc>
@@ -1106,7 +1106,46 @@
         <w:spacing w:after="40"/>
       </w:pPr>
       <w:r>
-        <w:t xml:space="preserve">template 방침에서는 렌더가 render_deck.js로 고정되어 있어 모델이 만든 코드를 실행하지 않는다. freeform 방침에서는 freeform_engine.py가 모델이 만든 pptxgenjs 코드를 node로 실행하고, 실패하면 기존 렌더러로 폴백한다.</w:t>
+        <w:t xml:space="preserve">template 방침에서는 렌더가 render_deck.js로 고정되어 있어 모델이 만든 코드를 실행하지 않는다. freeform 방침에서는 freeform_engine.py가 다음 순서로 돈다.</w:t>
+      </w:r>
+    </w:p>
+    <w:p>
+      <w:pPr>
+        <w:pStyle w:val="ListParagraph"/>
+        <w:numPr>
+          <w:ilvl w:val="0"/>
+          <w:numId w:val="1"/>
+        </w:numPr>
+        <w:spacing w:after="40"/>
+      </w:pPr>
+      <w:r>
+        <w:t xml:space="preserve">① 기획 — 한국어 이해가 좋은 모델이 문서를 읽고 슬라이드 플랜(JSON)을 만든다. ② 코드 생성 — 코드 특화 모델이 플랜을 받아 pptxgenjs 코드를 쓴다. 기획과 코드 작성은 요구 능력이 달라 모델을 나눴다(_CODE_MODEL_PREF에 선호 순서가 있다). ③ 실행 — node로 코드를 돌려 .pptx를 만든다. ④ 검사 — deck_lint.lint()가 덱을 열어 결함을 찾는다. ⑤ 자가수정 — 지적 목록을 모델에 돌려주고 코드를 다시 쓰게 한다. 최대 3회이며, 끝까지 결함이 남으면 자유 설계 결과를 버리고 template 경로로 폴백한다.</w:t>
+      </w:r>
+    </w:p>
+    <w:p>
+      <w:pPr>
+        <w:pStyle w:val="ListParagraph"/>
+        <w:numPr>
+          <w:ilvl w:val="0"/>
+          <w:numId w:val="1"/>
+        </w:numPr>
+        <w:spacing w:after="40"/>
+      </w:pPr>
+      <w:r>
+        <w:t xml:space="preserve">deck_lint.py가 잡는 것: 슬라이드 밖으로 나간 요소, 사진이 카드·도형에 가려짐, 본문 요소끼리 심하게 겹침, 기획안에 있던 차트나 사진이 실제로 없음, 슬라이드 수 불일치. 기하 검사만 두면 모델이 차트를 회색 네모와 숫자로 그려 놓고도 통과한다(실제로 그랬다). 그래서 기획안 일치 검사를 함께 둔다.</w:t>
+      </w:r>
+    </w:p>
+    <w:p>
+      <w:pPr>
+        <w:pStyle w:val="ListParagraph"/>
+        <w:numPr>
+          <w:ilvl w:val="0"/>
+          <w:numId w:val="1"/>
+        </w:numPr>
+        <w:spacing w:after="40"/>
+      </w:pPr>
+      <w:r>
+        <w:t xml:space="preserve">주의: 회차마다 대화를 누적하면 3회차쯤에서 Groq 무료 티어 TPM(8000)을 넘겨 413이 난다. 지금은 회차마다 [지시 + 직전 코드 + 지적]만 보낸다. 이 구조를 바꿀 때는 토큰 한도를 먼저 확인할 것.</w:t>
       </w:r>
     </w:p>
     <w:p>
@@ -1134,10 +1173,9 @@
       </w:pPr>
       <w:r>
         <w:rPr>
-          <w:rFonts w:ascii="Consolas" w:cs="Consolas" w:eastAsia="Consolas" w:hAnsi="Consolas"/>
           <w:color w:val="0038A3"/>
         </w:rPr>
-        <w:t xml:space="preserve">Groq, Ollama, OpenAI 세 백엔드를 하나의 팩토리로 통합했다(src/common/llm_client.py). .env의 LLM_PROVIDER로 고르거나, GROQ_API_KEY가 있으면 Groq로 자동 감지한다.</w:t>
+        <w:t xml:space="preserve">Groq, Ollama, OpenAI 세 백엔드를 하나의 팩토리로 통합했다(src/common/llm_client.py). .env의 LLM_PROVIDER로 고르거나, GROQ_API_KEY가 있으면 Groq로 자동 감지한다. 키는 GROQ_API_KEY_2·_3·_4까지 여러 개 등록할 수 있고, 한 키가 한도·인증으로 실패하면 다음 키로 자동 전환한다.</w:t>
       </w:r>
     </w:p>
     <w:p>
@@ -1348,7 +1386,7 @@
         <w:spacing w:after="40"/>
       </w:pPr>
       <w:r>
-        <w:t xml:space="preserve">시각 QA: 개발 환경에 LibreOffice가 없어 덱을 이미지로 확인하지 못하고 실제 PowerPoint 확인에 의존한다. 구조는 python-pptx로 검증한다.</w:t>
+        <w:t xml:space="preserve">시각 QA: 기하 결함은 deck_lint.py가 코드로 잡고, LibreOffice로 덱을 이미지 렌더해 비교하는 것도 가능해졌다. 다만 '보기 좋은가'에 대한 최종 판단은 여전히 사람이 PowerPoint로 확인해야 한다. 구조 검증은 python-pptx로 한다.</w:t>
       </w:r>
     </w:p>
     <w:p>
@@ -1422,7 +1460,7 @@
         <w:spacing w:after="40"/>
       </w:pPr>
       <w:r>
-        <w:t xml:space="preserve">PPT: 7b 모델의 설계 실수 완화, 회사 GPT 연동 후 freeform 실검증</w:t>
+        <w:t xml:space="preserve">PPT: 자유 설계가 3회 안에 통과하지 못해 폴백되는 비율을 실사용 로그로 측정하고, 자주 걸리는 결함 유형을 프롬프트에 미리 반영. 7b 모델의 설계 실수 완화</w:t>
       </w:r>
     </w:p>
     <w:p>
@@ -1753,7 +1791,7 @@
                 <w:sz w:val="19"/>
                 <w:szCs w:val="19"/>
               </w:rPr>
-              <w:t xml:space="preserve">강한 모델이 만든 pptxgenjs 코드를 실행해 덱 생성</w:t>
+              <w:t xml:space="preserve">기획 → 코드 생성 → 실행 → 검사 → 자가수정(최대 3회) → 실패 시 템플릿 폴백</w:t>
             </w:r>
           </w:p>
         </w:tc>
@@ -1801,7 +1839,7 @@
                 <w:sz w:val="19"/>
                 <w:szCs w:val="19"/>
               </w:rPr>
-              <w:t xml:space="preserve">ppt_engine, pptx_import, thememgr, image_search, gradient, design_policy</w:t>
+              <w:t xml:space="preserve">ppt_engine, pptx_import, thememgr, image_search, gradient, design_policy, deck_lint(덱 결함 검사), freeform_helpers.js(생성 코드용 렌더 헬퍼)</w:t>
             </w:r>
           </w:p>
         </w:tc>
